--- a/Lab95/Lab95ukr.docx
+++ b/Lab95/Lab95ukr.docx
@@ -115,11 +115,19 @@
           <w:lang w:val="uk-UA"/>
         </w:rPr>
       </w:pPr>
-      <w:r>
-        <w:rPr>
-          <w:lang w:val="uk-UA"/>
-        </w:rPr>
-        <w:t>Цветкова О.В.</w:t>
+      <w:proofErr w:type="spellStart"/>
+      <w:r>
+        <w:rPr>
+          <w:lang w:val="uk-UA"/>
+        </w:rPr>
+        <w:t>Цветкова</w:t>
+      </w:r>
+      <w:proofErr w:type="spellEnd"/>
+      <w:r>
+        <w:rPr>
+          <w:lang w:val="uk-UA"/>
+        </w:rPr>
+        <w:t xml:space="preserve"> О.В.</w:t>
       </w:r>
     </w:p>
     <w:p>
@@ -432,7 +440,7 @@
           <w:szCs w:val="22"/>
           <w:lang w:val="uk-UA"/>
         </w:rPr>
-        <w:t>2020</w:t>
+        <w:t>2026</w:t>
       </w:r>
     </w:p>
     <w:p>
@@ -496,7 +504,14 @@
           <w:noProof/>
           <w:lang w:val="uk-UA"/>
         </w:rPr>
-        <w:t>ткова. - Маріуполь: ПДТУ, 2020</w:t>
+        <w:t xml:space="preserve">ткова. - Маріуполь: ПДТУ, </w:t>
+      </w:r>
+      <w:r>
+        <w:rPr>
+          <w:noProof/>
+          <w:lang w:val="uk-UA"/>
+        </w:rPr>
+        <w:t>2026</w:t>
       </w:r>
       <w:r>
         <w:rPr>
@@ -591,6 +606,7 @@
         </w:rPr>
         <w:t>анд.</w:t>
       </w:r>
+      <w:proofErr w:type="spellStart"/>
       <w:r>
         <w:rPr>
           <w:lang w:val="uk-UA"/>
@@ -607,7 +623,21 @@
         <w:rPr>
           <w:lang w:val="uk-UA"/>
         </w:rPr>
-        <w:t>з.-мат</w:t>
+        <w:t>з</w:t>
+      </w:r>
+      <w:proofErr w:type="spellEnd"/>
+      <w:r>
+        <w:rPr>
+          <w:lang w:val="uk-UA"/>
+        </w:rPr>
+        <w:t>.-</w:t>
+      </w:r>
+      <w:proofErr w:type="spellStart"/>
+      <w:r>
+        <w:rPr>
+          <w:lang w:val="uk-UA"/>
+        </w:rPr>
+        <w:t>мат</w:t>
       </w:r>
       <w:r>
         <w:rPr>
@@ -619,19 +649,14 @@
         <w:rPr>
           <w:lang w:val="uk-UA"/>
         </w:rPr>
-        <w:t>н</w:t>
-      </w:r>
-      <w:r>
-        <w:rPr>
-          <w:lang w:val="uk-UA"/>
-        </w:rPr>
-        <w:t>а</w:t>
-      </w:r>
-      <w:r>
-        <w:rPr>
-          <w:lang w:val="uk-UA"/>
-        </w:rPr>
-        <w:t>ук,</w:t>
+        <w:t>наук</w:t>
+      </w:r>
+      <w:proofErr w:type="spellEnd"/>
+      <w:r>
+        <w:rPr>
+          <w:lang w:val="uk-UA"/>
+        </w:rPr>
+        <w:t>,</w:t>
       </w:r>
       <w:r>
         <w:rPr>
@@ -834,7 +859,7 @@
           <w:szCs w:val="22"/>
           <w:lang w:val="uk-UA"/>
         </w:rPr>
-        <w:t>2020 р</w:t>
+        <w:t>2026</w:t>
       </w:r>
       <w:r>
         <w:rPr>
@@ -843,6 +868,15 @@
           <w:szCs w:val="22"/>
           <w:lang w:val="uk-UA"/>
         </w:rPr>
+        <w:t xml:space="preserve"> р</w:t>
+      </w:r>
+      <w:r>
+        <w:rPr>
+          <w:noProof/>
+          <w:sz w:val="22"/>
+          <w:szCs w:val="22"/>
+          <w:lang w:val="uk-UA"/>
+        </w:rPr>
         <w:t>.</w:t>
       </w:r>
     </w:p>
@@ -887,7 +921,21 @@
         <w:rPr>
           <w:lang w:val="uk-UA"/>
         </w:rPr>
-        <w:t xml:space="preserve">методичною комисією </w:t>
+        <w:t xml:space="preserve">методичною </w:t>
+      </w:r>
+      <w:proofErr w:type="spellStart"/>
+      <w:r>
+        <w:rPr>
+          <w:lang w:val="uk-UA"/>
+        </w:rPr>
+        <w:t>комисією</w:t>
+      </w:r>
+      <w:proofErr w:type="spellEnd"/>
+      <w:r>
+        <w:rPr>
+          <w:lang w:val="uk-UA"/>
+        </w:rPr>
+        <w:t xml:space="preserve"> </w:t>
       </w:r>
     </w:p>
     <w:p>
@@ -963,7 +1011,13 @@
         <w:rPr>
           <w:lang w:val="uk-UA"/>
         </w:rPr>
-        <w:t>2020 р</w:t>
+        <w:t>2026</w:t>
+      </w:r>
+      <w:r>
+        <w:rPr>
+          <w:lang w:val="uk-UA"/>
+        </w:rPr>
+        <w:t xml:space="preserve"> р</w:t>
       </w:r>
       <w:r>
         <w:rPr>
@@ -1033,7 +1087,13 @@
         <w:rPr>
           <w:lang w:val="uk-UA"/>
         </w:rPr>
-        <w:t xml:space="preserve"> ДВНЗ «ПДТУ», 2020</w:t>
+        <w:t xml:space="preserve"> ДВНЗ «ПДТУ», </w:t>
+      </w:r>
+      <w:r>
+        <w:rPr>
+          <w:lang w:val="uk-UA"/>
+        </w:rPr>
+        <w:t>2026</w:t>
       </w:r>
     </w:p>
     <w:p>
@@ -1060,7 +1120,27 @@
         <w:rPr>
           <w:lang w:val="uk-UA"/>
         </w:rPr>
-        <w:t xml:space="preserve">   © О.В.Цветкова, 2020</w:t>
+        <w:t xml:space="preserve">   © </w:t>
+      </w:r>
+      <w:proofErr w:type="spellStart"/>
+      <w:r>
+        <w:rPr>
+          <w:lang w:val="uk-UA"/>
+        </w:rPr>
+        <w:t>О.В.Цветкова</w:t>
+      </w:r>
+      <w:proofErr w:type="spellEnd"/>
+      <w:r>
+        <w:rPr>
+          <w:lang w:val="uk-UA"/>
+        </w:rPr>
+        <w:t xml:space="preserve">, </w:t>
+      </w:r>
+      <w:r>
+        <w:rPr>
+          <w:lang w:val="uk-UA"/>
+        </w:rPr>
+        <w:t>2026</w:t>
       </w:r>
     </w:p>
     <w:p>
@@ -1126,11 +1206,19 @@
       <w:r>
         <w:t> </w:t>
       </w:r>
-      <w:r>
-        <w:rPr>
-          <w:lang w:val="uk-UA"/>
-        </w:rPr>
-        <w:t>Комптоном в 1923</w:t>
+      <w:proofErr w:type="spellStart"/>
+      <w:r>
+        <w:rPr>
+          <w:lang w:val="uk-UA"/>
+        </w:rPr>
+        <w:t>Комптоном</w:t>
+      </w:r>
+      <w:proofErr w:type="spellEnd"/>
+      <w:r>
+        <w:rPr>
+          <w:lang w:val="uk-UA"/>
+        </w:rPr>
+        <w:t xml:space="preserve"> в 1923</w:t>
       </w:r>
       <w:r>
         <w:t> </w:t>
@@ -1227,8 +1315,16 @@
         <w:rPr>
           <w:lang w:val="uk-UA"/>
         </w:rPr>
-        <w:t>нтів на електронах і визначити комптонівську</w:t>
-      </w:r>
+        <w:t xml:space="preserve">нтів на електронах і визначити </w:t>
+      </w:r>
+      <w:proofErr w:type="spellStart"/>
+      <w:r>
+        <w:rPr>
+          <w:lang w:val="uk-UA"/>
+        </w:rPr>
+        <w:t>комптонівську</w:t>
+      </w:r>
+      <w:proofErr w:type="spellEnd"/>
       <w:r>
         <w:rPr>
           <w:lang w:val="uk-UA"/>
@@ -1281,7 +1377,21 @@
         <w:rPr>
           <w:lang w:val="uk-UA"/>
         </w:rPr>
-        <w:t>нка», «Ефект Комптона» [1], [2]; о</w:t>
+        <w:t xml:space="preserve">нка», «Ефект </w:t>
+      </w:r>
+      <w:proofErr w:type="spellStart"/>
+      <w:r>
+        <w:rPr>
+          <w:lang w:val="uk-UA"/>
+        </w:rPr>
+        <w:t>Комптона</w:t>
+      </w:r>
+      <w:proofErr w:type="spellEnd"/>
+      <w:r>
+        <w:rPr>
+          <w:lang w:val="uk-UA"/>
+        </w:rPr>
+        <w:t>» [1], [2]; о</w:t>
       </w:r>
       <w:r>
         <w:rPr>
@@ -1359,7 +1469,21 @@
         <w:rPr>
           <w:lang w:val="uk-UA"/>
         </w:rPr>
-        <w:t>Ефект Комптона належить до класичних експериментів, що виявили корпускулярну природу електромагнітного випромінювання і в підсумку підтвердили корпускулярно-хвильову подвійність матерії. Класична електродинаміка після робіт Максвелла, здавалося, однозначно затвердила хвильову природу електромагнітного випромінювання.</w:t>
+        <w:t xml:space="preserve">Ефект </w:t>
+      </w:r>
+      <w:proofErr w:type="spellStart"/>
+      <w:r>
+        <w:rPr>
+          <w:lang w:val="uk-UA"/>
+        </w:rPr>
+        <w:t>Комптона</w:t>
+      </w:r>
+      <w:proofErr w:type="spellEnd"/>
+      <w:r>
+        <w:rPr>
+          <w:lang w:val="uk-UA"/>
+        </w:rPr>
+        <w:t xml:space="preserve"> належить до класичних експериментів, що виявили корпускулярну природу електромагнітного випромінювання і в підсумку підтвердили корпускулярно-хвильову подвійність матерії. Класична електродинаміка після робіт Максвелла, здавалося, однозначно затвердила хвильову природу електромагнітного випромінювання.</w:t>
       </w:r>
       <w:r>
         <w:rPr>
@@ -1432,7 +1556,21 @@
         <w:rPr>
           <w:lang w:val="uk-UA"/>
         </w:rPr>
-        <w:t xml:space="preserve">1923 році американський фізик А.Комптон, досліджував розсіювання рентгенівського випромінювання на легких елементах (графіт, парафін), валентні електрони яких слабо </w:t>
+        <w:t xml:space="preserve">1923 році американський фізик </w:t>
+      </w:r>
+      <w:proofErr w:type="spellStart"/>
+      <w:r>
+        <w:rPr>
+          <w:lang w:val="uk-UA"/>
+        </w:rPr>
+        <w:t>А.Комптон</w:t>
+      </w:r>
+      <w:proofErr w:type="spellEnd"/>
+      <w:r>
+        <w:rPr>
+          <w:lang w:val="uk-UA"/>
+        </w:rPr>
+        <w:t xml:space="preserve">, досліджував розсіювання рентгенівського випромінювання на легких елементах (графіт, парафін), валентні електрони яких слабо </w:t>
       </w:r>
       <w:r>
         <w:rPr>
@@ -1484,7 +1622,21 @@
         <w:rPr>
           <w:lang w:val="uk-UA"/>
         </w:rPr>
-        <w:t xml:space="preserve">камери, що фіксує дифраговані рентгенівські кванти. Розсіяне випромінювання могло фіксуватися під різними кутами φ. Довжина хвилі визначалася за кутом дифракції. </w:t>
+        <w:t xml:space="preserve">камери, що фіксує </w:t>
+      </w:r>
+      <w:proofErr w:type="spellStart"/>
+      <w:r>
+        <w:rPr>
+          <w:lang w:val="uk-UA"/>
+        </w:rPr>
+        <w:t>дифраговані</w:t>
+      </w:r>
+      <w:proofErr w:type="spellEnd"/>
+      <w:r>
+        <w:rPr>
+          <w:lang w:val="uk-UA"/>
+        </w:rPr>
+        <w:t xml:space="preserve"> рентгенівські кванти. Розсіяне випромінювання могло фіксуватися під різними кутами φ. Довжина хвилі визначалася за кутом дифракції. </w:t>
       </w:r>
     </w:p>
     <w:bookmarkEnd w:id="0"/>
@@ -1632,12 +1784,14 @@
         </w:rPr>
         <w:t xml:space="preserve">експерименту </w:t>
       </w:r>
+      <w:proofErr w:type="spellStart"/>
       <w:r>
         <w:rPr>
           <w:lang w:val="uk-UA"/>
         </w:rPr>
         <w:t>Комптона</w:t>
       </w:r>
+      <w:proofErr w:type="spellEnd"/>
     </w:p>
     <w:p>
       <w:pPr>
@@ -1758,7 +1912,21 @@
         <w:rPr>
           <w:lang w:val="uk-UA"/>
         </w:rPr>
-        <w:t>. При цьому були встановлені дві особливості процесу: 1) різниця довжин хвиль розсіяного і первинного випромінювань не залежить від природи розсіювача і довжини хвилі первинного випромінювання; 2) при зростанні атомного номера розс</w:t>
+        <w:t xml:space="preserve">. При цьому були встановлені дві особливості процесу: 1) різниця довжин хвиль розсіяного і первинного </w:t>
+      </w:r>
+      <w:proofErr w:type="spellStart"/>
+      <w:r>
+        <w:rPr>
+          <w:lang w:val="uk-UA"/>
+        </w:rPr>
+        <w:t>випромінювань</w:t>
+      </w:r>
+      <w:proofErr w:type="spellEnd"/>
+      <w:r>
+        <w:rPr>
+          <w:lang w:val="uk-UA"/>
+        </w:rPr>
+        <w:t xml:space="preserve"> не залежить від природи розсіювача і довжини хвилі первинного випромінювання; 2) при зростанні атомного номера розс</w:t>
       </w:r>
       <w:r>
         <w:rPr>
@@ -1824,7 +1992,21 @@
         <w:rPr>
           <w:lang w:val="uk-UA"/>
         </w:rPr>
-        <w:t>Зазначені суперечки були розв'язані Комптоном, коли він в моделі взаємодії розглянув електромагнітне випромінювання (в даному випадку рентгенівське випромінювання) як потік частинок (фотонів або квант</w:t>
+        <w:t xml:space="preserve">Зазначені суперечки були розв'язані </w:t>
+      </w:r>
+      <w:proofErr w:type="spellStart"/>
+      <w:r>
+        <w:rPr>
+          <w:lang w:val="uk-UA"/>
+        </w:rPr>
+        <w:t>Комптоном</w:t>
+      </w:r>
+      <w:proofErr w:type="spellEnd"/>
+      <w:r>
+        <w:rPr>
+          <w:lang w:val="uk-UA"/>
+        </w:rPr>
+        <w:t>, коли він в моделі взаємодії розглянув електромагнітне випромінювання (в даному випадку рентгенівське випромінювання) як потік частинок (фотонів або квант</w:t>
       </w:r>
       <w:r>
         <w:rPr>
@@ -1883,10 +2065,10 @@
             <v:path o:extrusionok="f" gradientshapeok="t" o:connecttype="rect"/>
             <o:lock v:ext="edit" aspectratio="t"/>
           </v:shapetype>
-          <v:shape id="_x0000_i1057" type="#_x0000_t75" alt="" style="width:66pt;height:32pt;mso-width-percent:0;mso-height-percent:0;mso-width-percent:0;mso-height-percent:0" o:ole="" fillcolor="window">
+          <v:shape id="_x0000_i1025" type="#_x0000_t75" alt="" style="width:66pt;height:32.25pt;mso-width-percent:0;mso-height-percent:0;mso-width-percent:0;mso-height-percent:0" o:ole="" fillcolor="window">
             <v:imagedata r:id="rId8" o:title=""/>
           </v:shape>
-          <o:OLEObject Type="Embed" ProgID="Equation.3" ShapeID="_x0000_i1057" DrawAspect="Content" ObjectID="_1809721066" r:id="rId9"/>
+          <o:OLEObject Type="Embed" ProgID="Equation.3" ShapeID="_x0000_i1025" DrawAspect="Content" ObjectID="_1830080883" r:id="rId9"/>
         </w:object>
       </w:r>
       <w:r>
@@ -1924,10 +2106,10 @@
           <w:lang w:val="uk-UA"/>
         </w:rPr>
         <w:object w:dxaOrig="800" w:dyaOrig="620" w14:anchorId="75CC43AB">
-          <v:shape id="_x0000_i1056" type="#_x0000_t75" alt="" style="width:40pt;height:32pt;mso-width-percent:0;mso-height-percent:0;mso-width-percent:0;mso-height-percent:0" o:ole="" fillcolor="window">
+          <v:shape id="_x0000_i1026" type="#_x0000_t75" alt="" style="width:39.75pt;height:32.25pt;mso-width-percent:0;mso-height-percent:0;mso-width-percent:0;mso-height-percent:0" o:ole="" fillcolor="window">
             <v:imagedata r:id="rId10" o:title=""/>
           </v:shape>
-          <o:OLEObject Type="Embed" ProgID="Equation.3" ShapeID="_x0000_i1056" DrawAspect="Content" ObjectID="_1809721067" r:id="rId11"/>
+          <o:OLEObject Type="Embed" ProgID="Equation.3" ShapeID="_x0000_i1026" DrawAspect="Content" ObjectID="_1830080884" r:id="rId11"/>
         </w:object>
       </w:r>
       <w:r>
@@ -2019,10 +2201,10 @@
           <w:lang w:val="uk-UA"/>
         </w:rPr>
         <w:object w:dxaOrig="800" w:dyaOrig="320" w14:anchorId="7BA7BDAC">
-          <v:shape id="_x0000_i1055" type="#_x0000_t75" alt="" style="width:40pt;height:16pt;mso-width-percent:0;mso-height-percent:0;mso-width-percent:0;mso-height-percent:0" o:ole="" fillcolor="window">
+          <v:shape id="_x0000_i1027" type="#_x0000_t75" alt="" style="width:39.75pt;height:15.75pt;mso-width-percent:0;mso-height-percent:0;mso-width-percent:0;mso-height-percent:0" o:ole="" fillcolor="window">
             <v:imagedata r:id="rId12" o:title=""/>
           </v:shape>
-          <o:OLEObject Type="Embed" ProgID="Equation.3" ShapeID="_x0000_i1055" DrawAspect="Content" ObjectID="_1809721068" r:id="rId13"/>
+          <o:OLEObject Type="Embed" ProgID="Equation.3" ShapeID="_x0000_i1027" DrawAspect="Content" ObjectID="_1830080885" r:id="rId13"/>
         </w:object>
       </w:r>
       <w:r>
@@ -2081,10 +2263,10 @@
           <w:lang w:val="uk-UA"/>
         </w:rPr>
         <w:object w:dxaOrig="760" w:dyaOrig="320" w14:anchorId="28CC70E6">
-          <v:shape id="_x0000_i1054" type="#_x0000_t75" alt="" style="width:38pt;height:16pt;mso-width-percent:0;mso-height-percent:0;mso-width-percent:0;mso-height-percent:0" o:ole="" fillcolor="window">
+          <v:shape id="_x0000_i1028" type="#_x0000_t75" alt="" style="width:38.25pt;height:15.75pt;mso-width-percent:0;mso-height-percent:0;mso-width-percent:0;mso-height-percent:0" o:ole="" fillcolor="window">
             <v:imagedata r:id="rId14" o:title=""/>
           </v:shape>
-          <o:OLEObject Type="Embed" ProgID="Equation.3" ShapeID="_x0000_i1054" DrawAspect="Content" ObjectID="_1809721069" r:id="rId15"/>
+          <o:OLEObject Type="Embed" ProgID="Equation.3" ShapeID="_x0000_i1028" DrawAspect="Content" ObjectID="_1830080886" r:id="rId15"/>
         </w:object>
       </w:r>
       <w:r>
@@ -2183,10 +2365,10 @@
           <w:lang w:val="uk-UA"/>
         </w:rPr>
         <w:object w:dxaOrig="220" w:dyaOrig="340" w14:anchorId="03E606A6">
-          <v:shape id="_x0000_i1053" type="#_x0000_t75" alt="" style="width:12pt;height:18pt;mso-width-percent:0;mso-height-percent:0;mso-width-percent:0;mso-height-percent:0" o:ole="" fillcolor="window">
+          <v:shape id="_x0000_i1029" type="#_x0000_t75" alt="" style="width:12pt;height:18pt;mso-width-percent:0;mso-height-percent:0;mso-width-percent:0;mso-height-percent:0" o:ole="" fillcolor="window">
             <v:imagedata r:id="rId16" o:title=""/>
           </v:shape>
-          <o:OLEObject Type="Embed" ProgID="Equation.3" ShapeID="_x0000_i1053" DrawAspect="Content" ObjectID="_1809721070" r:id="rId17"/>
+          <o:OLEObject Type="Embed" ProgID="Equation.3" ShapeID="_x0000_i1029" DrawAspect="Content" ObjectID="_1830080887" r:id="rId17"/>
         </w:object>
       </w:r>
       <w:r>
@@ -2478,10 +2660,10 @@
           <w:lang w:val="uk-UA"/>
         </w:rPr>
         <w:object w:dxaOrig="2140" w:dyaOrig="360" w14:anchorId="69161708">
-          <v:shape id="_x0000_i1052" type="#_x0000_t75" alt="" style="width:108pt;height:18pt;mso-width-percent:0;mso-height-percent:0;mso-width-percent:0;mso-height-percent:0" o:ole="">
+          <v:shape id="_x0000_i1030" type="#_x0000_t75" alt="" style="width:108pt;height:18pt;mso-width-percent:0;mso-height-percent:0;mso-width-percent:0;mso-height-percent:0" o:ole="">
             <v:imagedata r:id="rId18" o:title=""/>
           </v:shape>
-          <o:OLEObject Type="Embed" ProgID="Equation.DSMT4" ShapeID="_x0000_i1052" DrawAspect="Content" ObjectID="_1809721071" r:id="rId19"/>
+          <o:OLEObject Type="Embed" ProgID="Equation.DSMT4" ShapeID="_x0000_i1030" DrawAspect="Content" ObjectID="_1830080888" r:id="rId19"/>
         </w:object>
       </w:r>
       <w:r>
@@ -2494,7 +2676,6 @@
       <w:r>
         <w:rPr>
           <w:noProof/>
-          <w:lang w:val="en-US"/>
         </w:rPr>
         <w:t xml:space="preserve">  </w:t>
       </w:r>
@@ -2512,10 +2693,10 @@
           <w:lang w:val="uk-UA"/>
         </w:rPr>
         <w:object w:dxaOrig="2540" w:dyaOrig="620" w14:anchorId="01F9BE0F">
-          <v:shape id="_x0000_i1051" type="#_x0000_t75" alt="" style="width:128pt;height:32pt;mso-width-percent:0;mso-height-percent:0;mso-width-percent:0;mso-height-percent:0" o:ole="">
+          <v:shape id="_x0000_i1031" type="#_x0000_t75" alt="" style="width:128.25pt;height:32.25pt;mso-width-percent:0;mso-height-percent:0;mso-width-percent:0;mso-height-percent:0" o:ole="">
             <v:imagedata r:id="rId20" o:title=""/>
           </v:shape>
-          <o:OLEObject Type="Embed" ProgID="Equation.DSMT4" ShapeID="_x0000_i1051" DrawAspect="Content" ObjectID="_1809721072" r:id="rId21"/>
+          <o:OLEObject Type="Embed" ProgID="Equation.DSMT4" ShapeID="_x0000_i1031" DrawAspect="Content" ObjectID="_1830080889" r:id="rId21"/>
         </w:object>
       </w:r>
       <w:r>
@@ -2703,6 +2884,7 @@
         </w:rPr>
         <w:t xml:space="preserve"> , де  </w:t>
       </w:r>
+      <w:proofErr w:type="spellStart"/>
       <w:r>
         <w:rPr>
           <w:i/>
@@ -2718,6 +2900,7 @@
         </w:rPr>
         <w:t>о</w:t>
       </w:r>
+      <w:proofErr w:type="spellEnd"/>
       <w:r>
         <w:rPr>
           <w:lang w:val="uk-UA"/>
@@ -2848,10 +3031,10 @@
           <w:lang w:val="uk-UA"/>
         </w:rPr>
         <w:object w:dxaOrig="940" w:dyaOrig="360" w14:anchorId="2C835F6C">
-          <v:shape id="_x0000_i1050" type="#_x0000_t75" alt="" style="width:48pt;height:18pt;mso-width-percent:0;mso-height-percent:0;mso-width-percent:0;mso-height-percent:0" o:ole="" fillcolor="window">
+          <v:shape id="_x0000_i1032" type="#_x0000_t75" alt="" style="width:48pt;height:18pt;mso-width-percent:0;mso-height-percent:0;mso-width-percent:0;mso-height-percent:0" o:ole="" fillcolor="window">
             <v:imagedata r:id="rId23" o:title=""/>
           </v:shape>
-          <o:OLEObject Type="Embed" ProgID="Equation.3" ShapeID="_x0000_i1050" DrawAspect="Content" ObjectID="_1809721073" r:id="rId24"/>
+          <o:OLEObject Type="Embed" ProgID="Equation.3" ShapeID="_x0000_i1032" DrawAspect="Content" ObjectID="_1830080890" r:id="rId24"/>
         </w:object>
       </w:r>
       <w:r>
@@ -2911,10 +3094,10 @@
           <w:lang w:val="uk-UA"/>
         </w:rPr>
         <w:object w:dxaOrig="1320" w:dyaOrig="460" w14:anchorId="128B857C">
-          <v:shape id="_x0000_i1049" type="#_x0000_t75" alt="" style="width:66pt;height:24pt;mso-width-percent:0;mso-height-percent:0;mso-width-percent:0;mso-height-percent:0" o:ole="" fillcolor="window">
+          <v:shape id="_x0000_i1033" type="#_x0000_t75" alt="" style="width:66pt;height:24pt;mso-width-percent:0;mso-height-percent:0;mso-width-percent:0;mso-height-percent:0" o:ole="" fillcolor="window">
             <v:imagedata r:id="rId25" o:title=""/>
           </v:shape>
-          <o:OLEObject Type="Embed" ProgID="Equation.3" ShapeID="_x0000_i1049" DrawAspect="Content" ObjectID="_1809721074" r:id="rId26"/>
+          <o:OLEObject Type="Embed" ProgID="Equation.3" ShapeID="_x0000_i1033" DrawAspect="Content" ObjectID="_1830080891" r:id="rId26"/>
         </w:object>
       </w:r>
       <w:r>
@@ -2967,10 +3150,10 @@
           <w:lang w:val="uk-UA"/>
         </w:rPr>
         <w:object w:dxaOrig="3120" w:dyaOrig="460" w14:anchorId="69B8EF82">
-          <v:shape id="_x0000_i1048" type="#_x0000_t75" alt="" style="width:156pt;height:24pt;mso-width-percent:0;mso-height-percent:0;mso-width-percent:0;mso-height-percent:0" o:ole="" fillcolor="window">
+          <v:shape id="_x0000_i1034" type="#_x0000_t75" alt="" style="width:156pt;height:24pt;mso-width-percent:0;mso-height-percent:0;mso-width-percent:0;mso-height-percent:0" o:ole="" fillcolor="window">
             <v:imagedata r:id="rId27" o:title=""/>
           </v:shape>
-          <o:OLEObject Type="Embed" ProgID="Equation.3" ShapeID="_x0000_i1048" DrawAspect="Content" ObjectID="_1809721075" r:id="rId28"/>
+          <o:OLEObject Type="Embed" ProgID="Equation.3" ShapeID="_x0000_i1034" DrawAspect="Content" ObjectID="_1830080892" r:id="rId28"/>
         </w:object>
       </w:r>
       <w:r>
@@ -2999,10 +3182,10 @@
           <w:lang w:val="uk-UA"/>
         </w:rPr>
         <w:object w:dxaOrig="1359" w:dyaOrig="400" w14:anchorId="215D1FF5">
-          <v:shape id="_x0000_i1047" type="#_x0000_t75" alt="" style="width:68pt;height:20pt;mso-width-percent:0;mso-height-percent:0;mso-width-percent:0;mso-height-percent:0" o:ole="" fillcolor="window">
+          <v:shape id="_x0000_i1035" type="#_x0000_t75" alt="" style="width:68.25pt;height:20.25pt;mso-width-percent:0;mso-height-percent:0;mso-width-percent:0;mso-height-percent:0" o:ole="" fillcolor="window">
             <v:imagedata r:id="rId29" o:title=""/>
           </v:shape>
-          <o:OLEObject Type="Embed" ProgID="Equation.3" ShapeID="_x0000_i1047" DrawAspect="Content" ObjectID="_1809721076" r:id="rId30"/>
+          <o:OLEObject Type="Embed" ProgID="Equation.3" ShapeID="_x0000_i1035" DrawAspect="Content" ObjectID="_1830080893" r:id="rId30"/>
         </w:object>
       </w:r>
       <w:r>
@@ -3049,10 +3232,10 @@
           <w:lang w:val="uk-UA"/>
         </w:rPr>
         <w:object w:dxaOrig="3140" w:dyaOrig="460" w14:anchorId="67C5F736">
-          <v:shape id="_x0000_i1046" type="#_x0000_t75" alt="" style="width:158pt;height:24pt;mso-width-percent:0;mso-height-percent:0;mso-width-percent:0;mso-height-percent:0" o:ole="">
+          <v:shape id="_x0000_i1036" type="#_x0000_t75" alt="" style="width:158.25pt;height:24pt;mso-width-percent:0;mso-height-percent:0;mso-width-percent:0;mso-height-percent:0" o:ole="">
             <v:imagedata r:id="rId31" o:title=""/>
           </v:shape>
-          <o:OLEObject Type="Embed" ProgID="Equation.DSMT4" ShapeID="_x0000_i1046" DrawAspect="Content" ObjectID="_1809721077" r:id="rId32"/>
+          <o:OLEObject Type="Embed" ProgID="Equation.DSMT4" ShapeID="_x0000_i1036" DrawAspect="Content" ObjectID="_1830080894" r:id="rId32"/>
         </w:object>
       </w:r>
       <w:r>
@@ -3122,10 +3305,10 @@
           <w:lang w:val="uk-UA"/>
         </w:rPr>
         <w:object w:dxaOrig="2540" w:dyaOrig="380" w14:anchorId="7BE76C88">
-          <v:shape id="_x0000_i1045" type="#_x0000_t75" alt="" style="width:128pt;height:20pt;mso-width-percent:0;mso-height-percent:0;mso-width-percent:0;mso-height-percent:0" o:ole="">
+          <v:shape id="_x0000_i1037" type="#_x0000_t75" alt="" style="width:128.25pt;height:20.25pt;mso-width-percent:0;mso-height-percent:0;mso-width-percent:0;mso-height-percent:0" o:ole="">
             <v:imagedata r:id="rId33" o:title=""/>
           </v:shape>
-          <o:OLEObject Type="Embed" ProgID="Equation.DSMT4" ShapeID="_x0000_i1045" DrawAspect="Content" ObjectID="_1809721078" r:id="rId34"/>
+          <o:OLEObject Type="Embed" ProgID="Equation.DSMT4" ShapeID="_x0000_i1037" DrawAspect="Content" ObjectID="_1830080895" r:id="rId34"/>
         </w:object>
       </w:r>
       <w:r>
@@ -3246,7 +3429,21 @@
         <w:rPr>
           <w:lang w:val="uk-UA"/>
         </w:rPr>
-        <w:t>результат, що пояснює ефект Комптону:</w:t>
+        <w:t xml:space="preserve">результат, що пояснює ефект </w:t>
+      </w:r>
+      <w:proofErr w:type="spellStart"/>
+      <w:r>
+        <w:rPr>
+          <w:lang w:val="uk-UA"/>
+        </w:rPr>
+        <w:t>Комптону</w:t>
+      </w:r>
+      <w:proofErr w:type="spellEnd"/>
+      <w:r>
+        <w:rPr>
+          <w:lang w:val="uk-UA"/>
+        </w:rPr>
+        <w:t>:</w:t>
       </w:r>
     </w:p>
     <w:p>
@@ -3285,10 +3482,10 @@
           <w:lang w:val="uk-UA"/>
         </w:rPr>
         <w:object w:dxaOrig="2600" w:dyaOrig="360" w14:anchorId="1EA4E341">
-          <v:shape id="_x0000_i1044" type="#_x0000_t75" alt="" style="width:130pt;height:18pt;mso-width-percent:0;mso-height-percent:0;mso-width-percent:0;mso-height-percent:0" o:ole="">
+          <v:shape id="_x0000_i1038" type="#_x0000_t75" alt="" style="width:129.75pt;height:18pt;mso-width-percent:0;mso-height-percent:0;mso-width-percent:0;mso-height-percent:0" o:ole="">
             <v:imagedata r:id="rId35" o:title=""/>
           </v:shape>
-          <o:OLEObject Type="Embed" ProgID="Equation.DSMT4" ShapeID="_x0000_i1044" DrawAspect="Content" ObjectID="_1809721079" r:id="rId36"/>
+          <o:OLEObject Type="Embed" ProgID="Equation.DSMT4" ShapeID="_x0000_i1038" DrawAspect="Content" ObjectID="_1830080896" r:id="rId36"/>
         </w:object>
       </w:r>
       <w:r>
@@ -3431,10 +3628,10 @@
           <w:lang w:val="uk-UA"/>
         </w:rPr>
         <w:object w:dxaOrig="260" w:dyaOrig="360" w14:anchorId="7085FAF4">
-          <v:shape id="_x0000_i1043" type="#_x0000_t75" alt="" style="width:14pt;height:18pt;mso-width-percent:0;mso-height-percent:0;mso-width-percent:0;mso-height-percent:0" o:ole="">
+          <v:shape id="_x0000_i1039" type="#_x0000_t75" alt="" style="width:14.25pt;height:18pt;mso-width-percent:0;mso-height-percent:0;mso-width-percent:0;mso-height-percent:0" o:ole="">
             <v:imagedata r:id="rId37" o:title=""/>
           </v:shape>
-          <o:OLEObject Type="Embed" ProgID="Equation.DSMT4" ShapeID="_x0000_i1043" DrawAspect="Content" ObjectID="_1809721080" r:id="rId38"/>
+          <o:OLEObject Type="Embed" ProgID="Equation.DSMT4" ShapeID="_x0000_i1039" DrawAspect="Content" ObjectID="_1830080897" r:id="rId38"/>
         </w:object>
       </w:r>
       <w:r>
@@ -3450,10 +3647,10 @@
           <w:lang w:val="uk-UA"/>
         </w:rPr>
         <w:object w:dxaOrig="1420" w:dyaOrig="680" w14:anchorId="1F3816E4">
-          <v:shape id="_x0000_i1042" type="#_x0000_t75" alt="" style="width:1in;height:34pt;mso-width-percent:0;mso-height-percent:0;mso-width-percent:0;mso-height-percent:0" o:ole="" fillcolor="window">
+          <v:shape id="_x0000_i1040" type="#_x0000_t75" alt="" style="width:1in;height:33.75pt;mso-width-percent:0;mso-height-percent:0;mso-width-percent:0;mso-height-percent:0" o:ole="" fillcolor="window">
             <v:imagedata r:id="rId39" o:title=""/>
           </v:shape>
-          <o:OLEObject Type="Embed" ProgID="Equation.3" ShapeID="_x0000_i1042" DrawAspect="Content" ObjectID="_1809721081" r:id="rId40"/>
+          <o:OLEObject Type="Embed" ProgID="Equation.3" ShapeID="_x0000_i1040" DrawAspect="Content" ObjectID="_1830080898" r:id="rId40"/>
         </w:object>
       </w:r>
       <w:r>
@@ -3534,8 +3731,16 @@
           <w:lang w:val="uk-UA"/>
         </w:rPr>
         <w:lastRenderedPageBreak/>
-        <w:t>називається комптонівською</w:t>
-      </w:r>
+        <w:t xml:space="preserve">називається </w:t>
+      </w:r>
+      <w:proofErr w:type="spellStart"/>
+      <w:r>
+        <w:rPr>
+          <w:lang w:val="uk-UA"/>
+        </w:rPr>
+        <w:t>комптонівською</w:t>
+      </w:r>
+      <w:proofErr w:type="spellEnd"/>
       <w:r>
         <w:rPr>
           <w:lang w:val="uk-UA"/>
@@ -3544,7 +3749,7 @@
       </w:r>
       <w:r>
         <w:rPr>
-          <w:rStyle w:val="FootnoteReference"/>
+          <w:rStyle w:val="a7"/>
           <w:lang w:val="uk-UA"/>
         </w:rPr>
         <w:footnoteReference w:id="1"/>
@@ -3625,7 +3830,21 @@
         <w:rPr>
           <w:lang w:val="uk-UA"/>
         </w:rPr>
-        <w:t>ішніх оболонках слабкозв'язаний електрон</w:t>
+        <w:t xml:space="preserve">ішніх оболонках </w:t>
+      </w:r>
+      <w:proofErr w:type="spellStart"/>
+      <w:r>
+        <w:rPr>
+          <w:lang w:val="uk-UA"/>
+        </w:rPr>
+        <w:t>слабкозв'язаний</w:t>
+      </w:r>
+      <w:proofErr w:type="spellEnd"/>
+      <w:r>
+        <w:rPr>
+          <w:lang w:val="uk-UA"/>
+        </w:rPr>
+        <w:t xml:space="preserve"> електрон</w:t>
       </w:r>
       <w:r>
         <w:rPr>
@@ -3734,7 +3953,21 @@
         <w:rPr>
           <w:lang w:val="uk-UA"/>
         </w:rPr>
-        <w:t xml:space="preserve"> результатам експерименту і отримала назву «комптонівського зсуву» (збільшення довжини хвилі рентгенівського кванта пі</w:t>
+        <w:t xml:space="preserve"> результатам експерименту і отримала назву «</w:t>
+      </w:r>
+      <w:proofErr w:type="spellStart"/>
+      <w:r>
+        <w:rPr>
+          <w:lang w:val="uk-UA"/>
+        </w:rPr>
+        <w:t>комптонівського</w:t>
+      </w:r>
+      <w:proofErr w:type="spellEnd"/>
+      <w:r>
+        <w:rPr>
+          <w:lang w:val="uk-UA"/>
+        </w:rPr>
+        <w:t xml:space="preserve"> зсуву» (збільшення довжини хвилі рентгенівського кванта пі</w:t>
       </w:r>
       <w:r>
         <w:rPr>
@@ -3746,12 +3979,26 @@
         <w:rPr>
           <w:lang w:val="uk-UA"/>
         </w:rPr>
-        <w:t xml:space="preserve"> ефект Комптона.</w:t>
-      </w:r>
-    </w:p>
-    <w:p>
-      <w:pPr>
-        <w:pStyle w:val="BodyText"/>
+        <w:t xml:space="preserve"> ефект </w:t>
+      </w:r>
+      <w:proofErr w:type="spellStart"/>
+      <w:r>
+        <w:rPr>
+          <w:lang w:val="uk-UA"/>
+        </w:rPr>
+        <w:t>Комптона</w:t>
+      </w:r>
+      <w:proofErr w:type="spellEnd"/>
+      <w:r>
+        <w:rPr>
+          <w:lang w:val="uk-UA"/>
+        </w:rPr>
+        <w:t>.</w:t>
+      </w:r>
+    </w:p>
+    <w:p>
+      <w:pPr>
+        <w:pStyle w:val="a8"/>
         <w:tabs>
           <w:tab w:val="left" w:pos="567"/>
         </w:tabs>
@@ -3765,7 +4012,7 @@
     </w:p>
     <w:p>
       <w:pPr>
-        <w:pStyle w:val="BodyText"/>
+        <w:pStyle w:val="a8"/>
         <w:tabs>
           <w:tab w:val="left" w:pos="567"/>
         </w:tabs>
@@ -3786,7 +4033,7 @@
     </w:p>
     <w:p>
       <w:pPr>
-        <w:pStyle w:val="BodyText"/>
+        <w:pStyle w:val="a8"/>
         <w:tabs>
           <w:tab w:val="left" w:pos="567"/>
         </w:tabs>
@@ -3800,7 +4047,7 @@
     </w:p>
     <w:p>
       <w:pPr>
-        <w:pStyle w:val="BodyText"/>
+        <w:pStyle w:val="a8"/>
         <w:tabs>
           <w:tab w:val="left" w:pos="567"/>
         </w:tabs>
@@ -3813,7 +4060,21 @@
         <w:rPr>
           <w:lang w:val="uk-UA"/>
         </w:rPr>
-        <w:t xml:space="preserve">На рис.3 зображено блок-схема установки «ефект Комптона» і схема сцинтиляційного </w:t>
+        <w:t xml:space="preserve">На рис.3 зображено блок-схема установки «ефект </w:t>
+      </w:r>
+      <w:proofErr w:type="spellStart"/>
+      <w:r>
+        <w:rPr>
+          <w:lang w:val="uk-UA"/>
+        </w:rPr>
+        <w:t>Комптона</w:t>
+      </w:r>
+      <w:proofErr w:type="spellEnd"/>
+      <w:r>
+        <w:rPr>
+          <w:lang w:val="uk-UA"/>
+        </w:rPr>
+        <w:t xml:space="preserve">» і схема сцинтиляційного </w:t>
       </w:r>
       <w:r>
         <w:rPr>
@@ -4019,7 +4280,21 @@
         <w:rPr>
           <w:lang w:val="uk-UA"/>
         </w:rPr>
-        <w:t>2 - розсіювач - стільбен,</w:t>
+        <w:t xml:space="preserve">2 - розсіювач - </w:t>
+      </w:r>
+      <w:proofErr w:type="spellStart"/>
+      <w:r>
+        <w:rPr>
+          <w:lang w:val="uk-UA"/>
+        </w:rPr>
+        <w:t>стільбен</w:t>
+      </w:r>
+      <w:proofErr w:type="spellEnd"/>
+      <w:r>
+        <w:rPr>
+          <w:lang w:val="uk-UA"/>
+        </w:rPr>
+        <w:t>,</w:t>
       </w:r>
     </w:p>
     <w:p>
@@ -4061,7 +4336,21 @@
         <w:rPr>
           <w:lang w:val="uk-UA"/>
         </w:rPr>
-        <w:t>3а - сцинтилятор NaI,</w:t>
+        <w:t xml:space="preserve">3а - сцинтилятор </w:t>
+      </w:r>
+      <w:proofErr w:type="spellStart"/>
+      <w:r>
+        <w:rPr>
+          <w:lang w:val="uk-UA"/>
+        </w:rPr>
+        <w:t>NaI</w:t>
+      </w:r>
+      <w:proofErr w:type="spellEnd"/>
+      <w:r>
+        <w:rPr>
+          <w:lang w:val="uk-UA"/>
+        </w:rPr>
+        <w:t>,</w:t>
       </w:r>
     </w:p>
     <w:p>
@@ -4593,13 +4882,27 @@
         <w:rPr>
           <w:lang w:val="uk-UA"/>
         </w:rPr>
-        <w:t>-квантів 1173 і 1333 ке</w:t>
-      </w:r>
-      <w:r>
-        <w:rPr>
-          <w:lang w:val="uk-UA"/>
-        </w:rPr>
-        <w:t xml:space="preserve">В. Ядро </w:t>
+        <w:t>-квантів 1173 і 1333 </w:t>
+      </w:r>
+      <w:proofErr w:type="spellStart"/>
+      <w:r>
+        <w:rPr>
+          <w:lang w:val="uk-UA"/>
+        </w:rPr>
+        <w:t>ке</w:t>
+      </w:r>
+      <w:r>
+        <w:rPr>
+          <w:lang w:val="uk-UA"/>
+        </w:rPr>
+        <w:t>В</w:t>
+      </w:r>
+      <w:proofErr w:type="spellEnd"/>
+      <w:r>
+        <w:rPr>
+          <w:lang w:val="uk-UA"/>
+        </w:rPr>
+        <w:t xml:space="preserve">. Ядро </w:t>
       </w:r>
       <w:r>
         <w:rPr>
@@ -4741,13 +5044,27 @@
         <w:rPr>
           <w:lang w:val="uk-UA"/>
         </w:rPr>
-        <w:t>є джерелом γ-квантів з енергією 1275 і 511 ке</w:t>
-      </w:r>
-      <w:r>
-        <w:rPr>
-          <w:lang w:val="uk-UA"/>
-        </w:rPr>
-        <w:t xml:space="preserve">В. </w:t>
+        <w:t>є джерелом γ-квантів з енергією 1275 і 511 </w:t>
+      </w:r>
+      <w:proofErr w:type="spellStart"/>
+      <w:r>
+        <w:rPr>
+          <w:lang w:val="uk-UA"/>
+        </w:rPr>
+        <w:t>ке</w:t>
+      </w:r>
+      <w:r>
+        <w:rPr>
+          <w:lang w:val="uk-UA"/>
+        </w:rPr>
+        <w:t>В</w:t>
+      </w:r>
+      <w:proofErr w:type="spellEnd"/>
+      <w:r>
+        <w:rPr>
+          <w:lang w:val="uk-UA"/>
+        </w:rPr>
+        <w:t xml:space="preserve">. </w:t>
       </w:r>
       <w:r>
         <w:rPr>
@@ -4771,7 +5088,21 @@
         <w:rPr>
           <w:lang w:val="uk-UA"/>
         </w:rPr>
-        <w:t xml:space="preserve"> в експерименті ций ізотоп є доданим до ізотопу </w:t>
+        <w:t xml:space="preserve"> в експерименті </w:t>
+      </w:r>
+      <w:proofErr w:type="spellStart"/>
+      <w:r>
+        <w:rPr>
+          <w:lang w:val="uk-UA"/>
+        </w:rPr>
+        <w:t>ций</w:t>
+      </w:r>
+      <w:proofErr w:type="spellEnd"/>
+      <w:r>
+        <w:rPr>
+          <w:lang w:val="uk-UA"/>
+        </w:rPr>
+        <w:t xml:space="preserve"> ізотоп є доданим до ізотопу </w:t>
       </w:r>
       <w:r>
         <w:rPr>
@@ -5065,7 +5396,21 @@
         <w:rPr>
           <w:lang w:val="uk-UA"/>
         </w:rPr>
-        <w:t xml:space="preserve"> розсіювача використовують стільбен –</w:t>
+        <w:t xml:space="preserve"> розсіювача використовують </w:t>
+      </w:r>
+      <w:proofErr w:type="spellStart"/>
+      <w:r>
+        <w:rPr>
+          <w:lang w:val="uk-UA"/>
+        </w:rPr>
+        <w:t>стільбен</w:t>
+      </w:r>
+      <w:proofErr w:type="spellEnd"/>
+      <w:r>
+        <w:rPr>
+          <w:lang w:val="uk-UA"/>
+        </w:rPr>
+        <w:t xml:space="preserve"> –</w:t>
       </w:r>
       <w:r>
         <w:rPr>
@@ -5078,7 +5423,35 @@
           <w:lang w:val="uk-UA"/>
         </w:rPr>
         <w:lastRenderedPageBreak/>
-        <w:t xml:space="preserve">іонізації водню 13,6 еВ і перший потенціал іонізації вуглецю 11,6 еВ), то при енергії </w:t>
+        <w:t xml:space="preserve">іонізації водню 13,6 </w:t>
+      </w:r>
+      <w:proofErr w:type="spellStart"/>
+      <w:r>
+        <w:rPr>
+          <w:lang w:val="uk-UA"/>
+        </w:rPr>
+        <w:t>еВ</w:t>
+      </w:r>
+      <w:proofErr w:type="spellEnd"/>
+      <w:r>
+        <w:rPr>
+          <w:lang w:val="uk-UA"/>
+        </w:rPr>
+        <w:t xml:space="preserve"> і перший потенціал іонізації вуглецю 11,6 </w:t>
+      </w:r>
+      <w:proofErr w:type="spellStart"/>
+      <w:r>
+        <w:rPr>
+          <w:lang w:val="uk-UA"/>
+        </w:rPr>
+        <w:t>еВ</w:t>
+      </w:r>
+      <w:proofErr w:type="spellEnd"/>
+      <w:r>
+        <w:rPr>
+          <w:lang w:val="uk-UA"/>
+        </w:rPr>
+        <w:t xml:space="preserve">), то при енергії </w:t>
       </w:r>
       <w:r>
         <w:rPr>
@@ -5090,7 +5463,21 @@
         <w:rPr>
           <w:lang w:val="uk-UA"/>
         </w:rPr>
-        <w:t>-квантів 0,6-0,7 МеВ зовнішні електрони можна розглядати як вільні. Ефект розсіювання на всьому атомі (когерентне розсіювання) за даних умов експе</w:t>
+        <w:t xml:space="preserve">-квантів 0,6-0,7 </w:t>
+      </w:r>
+      <w:proofErr w:type="spellStart"/>
+      <w:r>
+        <w:rPr>
+          <w:lang w:val="uk-UA"/>
+        </w:rPr>
+        <w:t>МеВ</w:t>
+      </w:r>
+      <w:proofErr w:type="spellEnd"/>
+      <w:r>
+        <w:rPr>
+          <w:lang w:val="uk-UA"/>
+        </w:rPr>
+        <w:t xml:space="preserve"> зовнішні електрони можна розглядати як вільні. Ефект розсіювання на всьому атомі (когерентне розсіювання) за даних умов експе</w:t>
       </w:r>
       <w:r>
         <w:rPr>
@@ -5191,7 +5578,21 @@
         <w:rPr>
           <w:lang w:val="uk-UA"/>
         </w:rPr>
-        <w:t>На відміну від кристал-дифракційного спектрометра, використаного Комптоном, сцинтиляційний спектрометр працює наступним чином. Гамма-квант, по</w:t>
+        <w:t xml:space="preserve">На відміну від кристал-дифракційного спектрометра, використаного </w:t>
+      </w:r>
+      <w:proofErr w:type="spellStart"/>
+      <w:r>
+        <w:rPr>
+          <w:lang w:val="uk-UA"/>
+        </w:rPr>
+        <w:t>Комптоном</w:t>
+      </w:r>
+      <w:proofErr w:type="spellEnd"/>
+      <w:r>
+        <w:rPr>
+          <w:lang w:val="uk-UA"/>
+        </w:rPr>
+        <w:t>, сцинтиляційний спектрометр працює наступним чином. Гамма-квант, по</w:t>
       </w:r>
       <w:r>
         <w:rPr>
@@ -5203,7 +5604,35 @@
         <w:rPr>
           <w:lang w:val="uk-UA"/>
         </w:rPr>
-        <w:t xml:space="preserve"> сцинтилятора (NaI), ефективн</w:t>
+        <w:t xml:space="preserve"> </w:t>
+      </w:r>
+      <w:proofErr w:type="spellStart"/>
+      <w:r>
+        <w:rPr>
+          <w:lang w:val="uk-UA"/>
+        </w:rPr>
+        <w:t>сцинтилятора</w:t>
+      </w:r>
+      <w:proofErr w:type="spellEnd"/>
+      <w:r>
+        <w:rPr>
+          <w:lang w:val="uk-UA"/>
+        </w:rPr>
+        <w:t xml:space="preserve"> (</w:t>
+      </w:r>
+      <w:proofErr w:type="spellStart"/>
+      <w:r>
+        <w:rPr>
+          <w:lang w:val="uk-UA"/>
+        </w:rPr>
+        <w:t>NaI</w:t>
+      </w:r>
+      <w:proofErr w:type="spellEnd"/>
+      <w:r>
+        <w:rPr>
+          <w:lang w:val="uk-UA"/>
+        </w:rPr>
+        <w:t>), ефективн</w:t>
       </w:r>
       <w:r>
         <w:rPr>
@@ -5265,6 +5694,7 @@
         </w:rPr>
         <w:t>&gt;&gt;</w:t>
       </w:r>
+      <w:proofErr w:type="spellStart"/>
       <w:r>
         <w:rPr>
           <w:i/>
@@ -5280,6 +5710,7 @@
         </w:rPr>
         <w:t>і</w:t>
       </w:r>
+      <w:proofErr w:type="spellEnd"/>
       <w:r>
         <w:rPr>
           <w:lang w:val="uk-UA"/>
@@ -5316,11 +5747,19 @@
         </w:rPr>
         <w:t xml:space="preserve">випромінювання електрона в речовині </w:t>
       </w:r>
-      <w:r>
-        <w:rPr>
-          <w:lang w:val="uk-UA"/>
-        </w:rPr>
-        <w:t xml:space="preserve">сцинтиллятора. </w:t>
+      <w:proofErr w:type="spellStart"/>
+      <w:r>
+        <w:rPr>
+          <w:lang w:val="uk-UA"/>
+        </w:rPr>
+        <w:t>сцинтиллятора</w:t>
+      </w:r>
+      <w:proofErr w:type="spellEnd"/>
+      <w:r>
+        <w:rPr>
+          <w:lang w:val="uk-UA"/>
+        </w:rPr>
+        <w:t xml:space="preserve">. </w:t>
       </w:r>
       <w:r>
         <w:rPr>
@@ -5332,8 +5771,16 @@
         <w:rPr>
           <w:lang w:val="uk-UA"/>
         </w:rPr>
-        <w:t>а електричного імпульсу з фотопомножувача</w:t>
-      </w:r>
+        <w:t xml:space="preserve">а електричного імпульсу з </w:t>
+      </w:r>
+      <w:proofErr w:type="spellStart"/>
+      <w:r>
+        <w:rPr>
+          <w:lang w:val="uk-UA"/>
+        </w:rPr>
+        <w:t>фотопомножувача</w:t>
+      </w:r>
+      <w:proofErr w:type="spellEnd"/>
       <w:r>
         <w:rPr>
           <w:lang w:val="uk-UA"/>
@@ -5719,6 +6166,7 @@
                 <w:lang w:val="uk-UA"/>
               </w:rPr>
             </w:pPr>
+            <w:proofErr w:type="spellStart"/>
             <w:r>
               <w:rPr>
                 <w:lang w:val="uk-UA"/>
@@ -5732,6 +6180,7 @@
               </w:rPr>
               <w:t>φ</w:t>
             </w:r>
+            <w:proofErr w:type="spellEnd"/>
           </w:p>
         </w:tc>
         <w:tc>
@@ -5765,7 +6214,14 @@
               <w:rPr>
                 <w:lang w:val="uk-UA"/>
               </w:rPr>
-              <w:t>, ке</w:t>
+              <w:t xml:space="preserve">, </w:t>
+            </w:r>
+            <w:proofErr w:type="spellStart"/>
+            <w:r>
+              <w:rPr>
+                <w:lang w:val="uk-UA"/>
+              </w:rPr>
+              <w:t>ке</w:t>
             </w:r>
             <w:r>
               <w:rPr>
@@ -5773,6 +6229,7 @@
               </w:rPr>
               <w:t>В</w:t>
             </w:r>
+            <w:proofErr w:type="spellEnd"/>
           </w:p>
         </w:tc>
         <w:tc>
@@ -5806,7 +6263,14 @@
               <w:rPr>
                 <w:lang w:val="uk-UA"/>
               </w:rPr>
-              <w:t>, ке</w:t>
+              <w:t xml:space="preserve">, </w:t>
+            </w:r>
+            <w:proofErr w:type="spellStart"/>
+            <w:r>
+              <w:rPr>
+                <w:lang w:val="uk-UA"/>
+              </w:rPr>
+              <w:t>ке</w:t>
             </w:r>
             <w:r>
               <w:rPr>
@@ -5814,6 +6278,7 @@
               </w:rPr>
               <w:t>В</w:t>
             </w:r>
+            <w:proofErr w:type="spellEnd"/>
           </w:p>
         </w:tc>
         <w:tc>
@@ -5847,8 +6312,16 @@
               <w:rPr>
                 <w:lang w:val="uk-UA"/>
               </w:rPr>
-              <w:t>, пм</w:t>
+              <w:t xml:space="preserve">, </w:t>
             </w:r>
+            <w:proofErr w:type="spellStart"/>
+            <w:r>
+              <w:rPr>
+                <w:lang w:val="uk-UA"/>
+              </w:rPr>
+              <w:t>пм</w:t>
+            </w:r>
+            <w:proofErr w:type="spellEnd"/>
           </w:p>
         </w:tc>
         <w:tc>
@@ -5882,8 +6355,16 @@
               <w:rPr>
                 <w:lang w:val="uk-UA"/>
               </w:rPr>
-              <w:t>, пм</w:t>
+              <w:t xml:space="preserve">, </w:t>
             </w:r>
+            <w:proofErr w:type="spellStart"/>
+            <w:r>
+              <w:rPr>
+                <w:lang w:val="uk-UA"/>
+              </w:rPr>
+              <w:t>пм</w:t>
+            </w:r>
+            <w:proofErr w:type="spellEnd"/>
           </w:p>
         </w:tc>
         <w:tc>
@@ -5917,8 +6398,16 @@
               <w:rPr>
                 <w:lang w:val="uk-UA"/>
               </w:rPr>
-              <w:t>, пм</w:t>
+              <w:t xml:space="preserve">, </w:t>
             </w:r>
+            <w:proofErr w:type="spellStart"/>
+            <w:r>
+              <w:rPr>
+                <w:lang w:val="uk-UA"/>
+              </w:rPr>
+              <w:t>пм</w:t>
+            </w:r>
+            <w:proofErr w:type="spellEnd"/>
           </w:p>
         </w:tc>
         <w:tc>
@@ -5952,8 +6441,16 @@
               <w:rPr>
                 <w:lang w:val="uk-UA"/>
               </w:rPr>
-              <w:t>, пм</w:t>
+              <w:t xml:space="preserve">, </w:t>
             </w:r>
+            <w:proofErr w:type="spellStart"/>
+            <w:r>
+              <w:rPr>
+                <w:lang w:val="uk-UA"/>
+              </w:rPr>
+              <w:t>пм</w:t>
+            </w:r>
+            <w:proofErr w:type="spellEnd"/>
           </w:p>
         </w:tc>
       </w:tr>
@@ -6855,10 +7352,10 @@
           <w:lang w:val="uk-UA"/>
         </w:rPr>
         <w:object w:dxaOrig="760" w:dyaOrig="620" w14:anchorId="6029C09F">
-          <v:shape id="_x0000_i1041" type="#_x0000_t75" alt="" style="width:38pt;height:32pt;mso-width-percent:0;mso-height-percent:0;mso-width-percent:0;mso-height-percent:0" o:ole="">
+          <v:shape id="_x0000_i1041" type="#_x0000_t75" alt="" style="width:38.25pt;height:32.25pt;mso-width-percent:0;mso-height-percent:0;mso-width-percent:0;mso-height-percent:0" o:ole="">
             <v:imagedata r:id="rId44" o:title=""/>
           </v:shape>
-          <o:OLEObject Type="Embed" ProgID="Equation.DSMT4" ShapeID="_x0000_i1041" DrawAspect="Content" ObjectID="_1809721082" r:id="rId45"/>
+          <o:OLEObject Type="Embed" ProgID="Equation.DSMT4" ShapeID="_x0000_i1041" DrawAspect="Content" ObjectID="_1830080899" r:id="rId45"/>
         </w:object>
       </w:r>
       <w:r>
@@ -6901,17 +7398,25 @@
           <w:lang w:val="uk-UA"/>
         </w:rPr>
         <w:object w:dxaOrig="1540" w:dyaOrig="360" w14:anchorId="006113F2">
-          <v:shape id="_x0000_i1040" type="#_x0000_t75" alt="" style="width:78pt;height:18pt;mso-width-percent:0;mso-height-percent:0;mso-width-percent:0;mso-height-percent:0" o:ole="">
+          <v:shape id="_x0000_i1042" type="#_x0000_t75" alt="" style="width:78pt;height:18pt;mso-width-percent:0;mso-height-percent:0;mso-width-percent:0;mso-height-percent:0" o:ole="">
             <v:imagedata r:id="rId46" o:title=""/>
           </v:shape>
-          <o:OLEObject Type="Embed" ProgID="Equation.DSMT4" ShapeID="_x0000_i1040" DrawAspect="Content" ObjectID="_1809721083" r:id="rId47"/>
+          <o:OLEObject Type="Embed" ProgID="Equation.DSMT4" ShapeID="_x0000_i1042" DrawAspect="Content" ObjectID="_1830080900" r:id="rId47"/>
         </w:object>
       </w:r>
-      <w:r>
-        <w:rPr>
-          <w:lang w:val="uk-UA"/>
-        </w:rPr>
-        <w:t xml:space="preserve">Дж с  </w:t>
+      <w:proofErr w:type="spellStart"/>
+      <w:r>
+        <w:rPr>
+          <w:lang w:val="uk-UA"/>
+        </w:rPr>
+        <w:t>Дж</w:t>
+      </w:r>
+      <w:proofErr w:type="spellEnd"/>
+      <w:r>
+        <w:rPr>
+          <w:lang w:val="uk-UA"/>
+        </w:rPr>
+        <w:t xml:space="preserve"> с  </w:t>
       </w:r>
       <w:r>
         <w:rPr>
@@ -6972,10 +7477,10 @@
           <w:lang w:val="uk-UA"/>
         </w:rPr>
         <w:object w:dxaOrig="920" w:dyaOrig="320" w14:anchorId="62281285">
-          <v:shape id="_x0000_i1039" type="#_x0000_t75" alt="" style="width:46pt;height:16pt;mso-width-percent:0;mso-height-percent:0;mso-width-percent:0;mso-height-percent:0" o:ole="">
+          <v:shape id="_x0000_i1043" type="#_x0000_t75" alt="" style="width:45.75pt;height:15.75pt;mso-width-percent:0;mso-height-percent:0;mso-width-percent:0;mso-height-percent:0" o:ole="">
             <v:imagedata r:id="rId48" o:title=""/>
           </v:shape>
-          <o:OLEObject Type="Embed" ProgID="Equation.DSMT4" ShapeID="_x0000_i1039" DrawAspect="Content" ObjectID="_1809721084" r:id="rId49"/>
+          <o:OLEObject Type="Embed" ProgID="Equation.DSMT4" ShapeID="_x0000_i1043" DrawAspect="Content" ObjectID="_1830080901" r:id="rId49"/>
         </w:object>
       </w:r>
       <w:r>
@@ -7035,17 +7540,25 @@
           <w:lang w:val="uk-UA"/>
         </w:rPr>
         <w:object w:dxaOrig="900" w:dyaOrig="360" w14:anchorId="6C87AADE">
-          <v:shape id="_x0000_i1038" type="#_x0000_t75" alt="" style="width:46pt;height:18pt;mso-width-percent:0;mso-height-percent:0;mso-width-percent:0;mso-height-percent:0" o:ole="">
+          <v:shape id="_x0000_i1044" type="#_x0000_t75" alt="" style="width:45.75pt;height:18pt;mso-width-percent:0;mso-height-percent:0;mso-width-percent:0;mso-height-percent:0" o:ole="">
             <v:imagedata r:id="rId50" o:title=""/>
           </v:shape>
-          <o:OLEObject Type="Embed" ProgID="Equation.DSMT4" ShapeID="_x0000_i1038" DrawAspect="Content" ObjectID="_1809721085" r:id="rId51"/>
+          <o:OLEObject Type="Embed" ProgID="Equation.DSMT4" ShapeID="_x0000_i1044" DrawAspect="Content" ObjectID="_1830080902" r:id="rId51"/>
         </w:object>
       </w:r>
-      <w:r>
-        <w:rPr>
-          <w:lang w:val="uk-UA"/>
-        </w:rPr>
-        <w:t xml:space="preserve">Дж.  </w:t>
+      <w:proofErr w:type="spellStart"/>
+      <w:r>
+        <w:rPr>
+          <w:lang w:val="uk-UA"/>
+        </w:rPr>
+        <w:t>Дж</w:t>
+      </w:r>
+      <w:proofErr w:type="spellEnd"/>
+      <w:r>
+        <w:rPr>
+          <w:lang w:val="uk-UA"/>
+        </w:rPr>
+        <w:t xml:space="preserve">.  </w:t>
       </w:r>
     </w:p>
     <w:p>
@@ -7074,10 +7587,10 @@
           <w:lang w:val="uk-UA"/>
         </w:rPr>
         <w:object w:dxaOrig="279" w:dyaOrig="360" w14:anchorId="0C37C0AC">
-          <v:shape id="_x0000_i1037" type="#_x0000_t75" alt="" style="width:14pt;height:18pt;mso-width-percent:0;mso-height-percent:0;mso-width-percent:0;mso-height-percent:0" o:ole="">
+          <v:shape id="_x0000_i1045" type="#_x0000_t75" alt="" style="width:14.25pt;height:18pt;mso-width-percent:0;mso-height-percent:0;mso-width-percent:0;mso-height-percent:0" o:ole="">
             <v:imagedata r:id="rId52" o:title=""/>
           </v:shape>
-          <o:OLEObject Type="Embed" ProgID="Equation.DSMT4" ShapeID="_x0000_i1037" DrawAspect="Content" ObjectID="_1809721086" r:id="rId53"/>
+          <o:OLEObject Type="Embed" ProgID="Equation.DSMT4" ShapeID="_x0000_i1045" DrawAspect="Content" ObjectID="_1830080903" r:id="rId53"/>
         </w:object>
       </w:r>
       <w:r>
@@ -7192,10 +7705,10 @@
           <w:lang w:val="uk-UA"/>
         </w:rPr>
         <w:object w:dxaOrig="240" w:dyaOrig="360" w14:anchorId="2FE675AF">
-          <v:shape id="_x0000_i1036" type="#_x0000_t75" alt="" style="width:12pt;height:18pt;mso-width-percent:0;mso-height-percent:0;mso-width-percent:0;mso-height-percent:0" o:ole="">
+          <v:shape id="_x0000_i1046" type="#_x0000_t75" alt="" style="width:12pt;height:18pt;mso-width-percent:0;mso-height-percent:0;mso-width-percent:0;mso-height-percent:0" o:ole="">
             <v:imagedata r:id="rId54" o:title=""/>
           </v:shape>
-          <o:OLEObject Type="Embed" ProgID="Equation.DSMT4" ShapeID="_x0000_i1036" DrawAspect="Content" ObjectID="_1809721087" r:id="rId55"/>
+          <o:OLEObject Type="Embed" ProgID="Equation.DSMT4" ShapeID="_x0000_i1046" DrawAspect="Content" ObjectID="_1830080904" r:id="rId55"/>
         </w:object>
       </w:r>
       <w:r>
@@ -7211,10 +7724,10 @@
           <w:lang w:val="uk-UA"/>
         </w:rPr>
         <w:object w:dxaOrig="279" w:dyaOrig="360" w14:anchorId="50D253E9">
-          <v:shape id="_x0000_i1035" type="#_x0000_t75" alt="" style="width:14pt;height:18pt;mso-width-percent:0;mso-height-percent:0;mso-width-percent:0;mso-height-percent:0" o:ole="">
+          <v:shape id="_x0000_i1047" type="#_x0000_t75" alt="" style="width:14.25pt;height:18pt;mso-width-percent:0;mso-height-percent:0;mso-width-percent:0;mso-height-percent:0" o:ole="">
             <v:imagedata r:id="rId56" o:title=""/>
           </v:shape>
-          <o:OLEObject Type="Embed" ProgID="Equation.DSMT4" ShapeID="_x0000_i1035" DrawAspect="Content" ObjectID="_1809721088" r:id="rId57"/>
+          <o:OLEObject Type="Embed" ProgID="Equation.DSMT4" ShapeID="_x0000_i1047" DrawAspect="Content" ObjectID="_1830080905" r:id="rId57"/>
         </w:object>
       </w:r>
       <w:r>
@@ -7230,10 +7743,10 @@
           <w:lang w:val="uk-UA"/>
         </w:rPr>
         <w:object w:dxaOrig="560" w:dyaOrig="260" w14:anchorId="3E88485D">
-          <v:shape id="_x0000_i1034" type="#_x0000_t75" alt="" style="width:28pt;height:14pt;mso-width-percent:0;mso-height-percent:0;mso-width-percent:0;mso-height-percent:0" o:ole="">
+          <v:shape id="_x0000_i1048" type="#_x0000_t75" alt="" style="width:27.75pt;height:14.25pt;mso-width-percent:0;mso-height-percent:0;mso-width-percent:0;mso-height-percent:0" o:ole="">
             <v:imagedata r:id="rId58" o:title=""/>
           </v:shape>
-          <o:OLEObject Type="Embed" ProgID="Equation.DSMT4" ShapeID="_x0000_i1034" DrawAspect="Content" ObjectID="_1809721089" r:id="rId59"/>
+          <o:OLEObject Type="Embed" ProgID="Equation.DSMT4" ShapeID="_x0000_i1048" DrawAspect="Content" ObjectID="_1830080906" r:id="rId59"/>
         </w:object>
       </w:r>
       <w:r>
@@ -7252,7 +7765,21 @@
         <w:rPr>
           <w:lang w:val="uk-UA"/>
         </w:rPr>
-        <w:t xml:space="preserve">Зробіть порівняльний аналіз залежностей. </w:t>
+        <w:t xml:space="preserve">Зробіть порівняльний аналіз </w:t>
+      </w:r>
+      <w:proofErr w:type="spellStart"/>
+      <w:r>
+        <w:rPr>
+          <w:lang w:val="uk-UA"/>
+        </w:rPr>
+        <w:t>залежностей</w:t>
+      </w:r>
+      <w:proofErr w:type="spellEnd"/>
+      <w:r>
+        <w:rPr>
+          <w:lang w:val="uk-UA"/>
+        </w:rPr>
+        <w:t xml:space="preserve">. </w:t>
       </w:r>
     </w:p>
     <w:p>
@@ -7294,10 +7821,10 @@
           <w:lang w:val="uk-UA"/>
         </w:rPr>
         <w:object w:dxaOrig="1320" w:dyaOrig="360" w14:anchorId="5996D30C">
-          <v:shape id="_x0000_i1033" type="#_x0000_t75" alt="" style="width:66pt;height:18pt;mso-width-percent:0;mso-height-percent:0;mso-width-percent:0;mso-height-percent:0" o:ole="">
+          <v:shape id="_x0000_i1049" type="#_x0000_t75" alt="" style="width:66pt;height:18pt;mso-width-percent:0;mso-height-percent:0;mso-width-percent:0;mso-height-percent:0" o:ole="">
             <v:imagedata r:id="rId60" o:title=""/>
           </v:shape>
-          <o:OLEObject Type="Embed" ProgID="Equation.DSMT4" ShapeID="_x0000_i1033" DrawAspect="Content" ObjectID="_1809721090" r:id="rId61"/>
+          <o:OLEObject Type="Embed" ProgID="Equation.DSMT4" ShapeID="_x0000_i1049" DrawAspect="Content" ObjectID="_1830080907" r:id="rId61"/>
         </w:object>
       </w:r>
       <w:r>
@@ -7319,10 +7846,10 @@
           <w:lang w:val="uk-UA"/>
         </w:rPr>
         <w:object w:dxaOrig="1380" w:dyaOrig="360" w14:anchorId="3ECF5A90">
-          <v:shape id="_x0000_i1032" type="#_x0000_t75" alt="" style="width:70pt;height:18pt;mso-width-percent:0;mso-height-percent:0;mso-width-percent:0;mso-height-percent:0" o:ole="">
+          <v:shape id="_x0000_i1050" type="#_x0000_t75" alt="" style="width:69.75pt;height:18pt;mso-width-percent:0;mso-height-percent:0;mso-width-percent:0;mso-height-percent:0" o:ole="">
             <v:imagedata r:id="rId62" o:title=""/>
           </v:shape>
-          <o:OLEObject Type="Embed" ProgID="Equation.DSMT4" ShapeID="_x0000_i1032" DrawAspect="Content" ObjectID="_1809721091" r:id="rId63"/>
+          <o:OLEObject Type="Embed" ProgID="Equation.DSMT4" ShapeID="_x0000_i1050" DrawAspect="Content" ObjectID="_1830080908" r:id="rId63"/>
         </w:object>
       </w:r>
       <w:r>
@@ -7409,7 +7936,21 @@
         <w:rPr>
           <w:lang w:val="uk-UA"/>
         </w:rPr>
-        <w:t xml:space="preserve">і шляхом екстраполяції визначте комптонівську довжину хвилі електрона </w:t>
+        <w:t xml:space="preserve">і шляхом екстраполяції визначте </w:t>
+      </w:r>
+      <w:proofErr w:type="spellStart"/>
+      <w:r>
+        <w:rPr>
+          <w:lang w:val="uk-UA"/>
+        </w:rPr>
+        <w:t>комптонівську</w:t>
+      </w:r>
+      <w:proofErr w:type="spellEnd"/>
+      <w:r>
+        <w:rPr>
+          <w:lang w:val="uk-UA"/>
+        </w:rPr>
+        <w:t xml:space="preserve"> довжину хвилі електрона </w:t>
       </w:r>
       <w:r>
         <w:rPr>
@@ -7418,10 +7959,10 @@
           <w:lang w:val="uk-UA"/>
         </w:rPr>
         <w:object w:dxaOrig="260" w:dyaOrig="360" w14:anchorId="20B21820">
-          <v:shape id="_x0000_i1031" type="#_x0000_t75" alt="" style="width:14pt;height:18pt;mso-width-percent:0;mso-height-percent:0;mso-width-percent:0;mso-height-percent:0" o:ole="">
+          <v:shape id="_x0000_i1051" type="#_x0000_t75" alt="" style="width:14.25pt;height:18pt;mso-width-percent:0;mso-height-percent:0;mso-width-percent:0;mso-height-percent:0" o:ole="">
             <v:imagedata r:id="rId37" o:title=""/>
           </v:shape>
-          <o:OLEObject Type="Embed" ProgID="Equation.DSMT4" ShapeID="_x0000_i1031" DrawAspect="Content" ObjectID="_1809721092" r:id="rId64"/>
+          <o:OLEObject Type="Embed" ProgID="Equation.DSMT4" ShapeID="_x0000_i1051" DrawAspect="Content" ObjectID="_1830080909" r:id="rId64"/>
         </w:object>
       </w:r>
       <w:r>
@@ -7437,18 +7978,26 @@
           <w:lang w:val="uk-UA"/>
         </w:rPr>
         <w:object w:dxaOrig="820" w:dyaOrig="360" w14:anchorId="1A624025">
-          <v:shape id="_x0000_i1030" type="#_x0000_t75" alt="" style="width:42pt;height:18pt;mso-width-percent:0;mso-height-percent:0;mso-width-percent:0;mso-height-percent:0" o:ole="">
+          <v:shape id="_x0000_i1052" type="#_x0000_t75" alt="" style="width:42pt;height:18pt;mso-width-percent:0;mso-height-percent:0;mso-width-percent:0;mso-height-percent:0" o:ole="">
             <v:imagedata r:id="rId65" o:title=""/>
           </v:shape>
-          <o:OLEObject Type="Embed" ProgID="Equation.DSMT4" ShapeID="_x0000_i1030" DrawAspect="Content" ObjectID="_1809721093" r:id="rId66"/>
+          <o:OLEObject Type="Embed" ProgID="Equation.DSMT4" ShapeID="_x0000_i1052" DrawAspect="Content" ObjectID="_1830080910" r:id="rId66"/>
         </w:object>
       </w:r>
       <w:r>
         <w:rPr>
           <w:lang w:val="uk-UA"/>
         </w:rPr>
-        <w:t xml:space="preserve"> при  соs</w:t>
-      </w:r>
+        <w:t xml:space="preserve"> при  </w:t>
+      </w:r>
+      <w:proofErr w:type="spellStart"/>
+      <w:r>
+        <w:rPr>
+          <w:lang w:val="uk-UA"/>
+        </w:rPr>
+        <w:t>соs</w:t>
+      </w:r>
+      <w:proofErr w:type="spellEnd"/>
       <w:r>
         <w:rPr>
           <w:lang w:val="uk-UA"/>
@@ -7508,10 +8057,10 @@
           <w:lang w:val="uk-UA"/>
         </w:rPr>
         <w:object w:dxaOrig="880" w:dyaOrig="680" w14:anchorId="26BF0B2A">
-          <v:shape id="_x0000_i1029" type="#_x0000_t75" alt="" style="width:44pt;height:34pt;mso-width-percent:0;mso-height-percent:0;mso-width-percent:0;mso-height-percent:0" o:ole="">
+          <v:shape id="_x0000_i1053" type="#_x0000_t75" alt="" style="width:44.25pt;height:33.75pt;mso-width-percent:0;mso-height-percent:0;mso-width-percent:0;mso-height-percent:0" o:ole="">
             <v:imagedata r:id="rId67" o:title=""/>
           </v:shape>
-          <o:OLEObject Type="Embed" ProgID="Equation.DSMT4" ShapeID="_x0000_i1029" DrawAspect="Content" ObjectID="_1809721094" r:id="rId68"/>
+          <o:OLEObject Type="Embed" ProgID="Equation.DSMT4" ShapeID="_x0000_i1053" DrawAspect="Content" ObjectID="_1830080911" r:id="rId68"/>
         </w:object>
       </w:r>
       <w:r>
@@ -7543,10 +8092,10 @@
           <w:lang w:val="uk-UA"/>
         </w:rPr>
         <w:object w:dxaOrig="1300" w:dyaOrig="360" w14:anchorId="7348B445">
-          <v:shape id="_x0000_i1028" type="#_x0000_t75" alt="" style="width:66pt;height:18pt;mso-width-percent:0;mso-height-percent:0;mso-width-percent:0;mso-height-percent:0" o:ole="">
+          <v:shape id="_x0000_i1054" type="#_x0000_t75" alt="" style="width:66pt;height:18pt;mso-width-percent:0;mso-height-percent:0;mso-width-percent:0;mso-height-percent:0" o:ole="">
             <v:imagedata r:id="rId69" o:title=""/>
           </v:shape>
-          <o:OLEObject Type="Embed" ProgID="Equation.DSMT4" ShapeID="_x0000_i1028" DrawAspect="Content" ObjectID="_1809721095" r:id="rId70"/>
+          <o:OLEObject Type="Embed" ProgID="Equation.DSMT4" ShapeID="_x0000_i1054" DrawAspect="Content" ObjectID="_1830080912" r:id="rId70"/>
         </w:object>
       </w:r>
       <w:r>
@@ -7600,10 +8149,10 @@
           <w:lang w:val="uk-UA"/>
         </w:rPr>
         <w:object w:dxaOrig="2140" w:dyaOrig="360" w14:anchorId="65C2DFD4">
-          <v:shape id="_x0000_i1027" type="#_x0000_t75" alt="" style="width:108pt;height:18pt;mso-width-percent:0;mso-height-percent:0;mso-width-percent:0;mso-height-percent:0" o:ole="">
+          <v:shape id="_x0000_i1055" type="#_x0000_t75" alt="" style="width:108pt;height:18pt;mso-width-percent:0;mso-height-percent:0;mso-width-percent:0;mso-height-percent:0" o:ole="">
             <v:imagedata r:id="rId18" o:title=""/>
           </v:shape>
-          <o:OLEObject Type="Embed" ProgID="Equation.DSMT4" ShapeID="_x0000_i1027" DrawAspect="Content" ObjectID="_1809721096" r:id="rId71"/>
+          <o:OLEObject Type="Embed" ProgID="Equation.DSMT4" ShapeID="_x0000_i1055" DrawAspect="Content" ObjectID="_1830080913" r:id="rId71"/>
         </w:object>
       </w:r>
       <w:r>
@@ -7639,10 +8188,10 @@
           <w:lang w:val="uk-UA"/>
         </w:rPr>
         <w:object w:dxaOrig="260" w:dyaOrig="360" w14:anchorId="4440C944">
-          <v:shape id="_x0000_i1026" type="#_x0000_t75" alt="" style="width:14pt;height:18pt;mso-width-percent:0;mso-height-percent:0;mso-width-percent:0;mso-height-percent:0" o:ole="">
+          <v:shape id="_x0000_i1056" type="#_x0000_t75" alt="" style="width:14.25pt;height:18pt;mso-width-percent:0;mso-height-percent:0;mso-width-percent:0;mso-height-percent:0" o:ole="">
             <v:imagedata r:id="rId37" o:title=""/>
           </v:shape>
-          <o:OLEObject Type="Embed" ProgID="Equation.DSMT4" ShapeID="_x0000_i1026" DrawAspect="Content" ObjectID="_1809721097" r:id="rId72"/>
+          <o:OLEObject Type="Embed" ProgID="Equation.DSMT4" ShapeID="_x0000_i1056" DrawAspect="Content" ObjectID="_1830080914" r:id="rId72"/>
         </w:object>
       </w:r>
       <w:r>
@@ -7658,10 +8207,10 @@
           <w:lang w:val="uk-UA"/>
         </w:rPr>
         <w:object w:dxaOrig="2320" w:dyaOrig="820" w14:anchorId="422AB0B1">
-          <v:shape id="_x0000_i1025" type="#_x0000_t75" alt="" style="width:116pt;height:42pt;mso-width-percent:0;mso-height-percent:0;mso-width-percent:0;mso-height-percent:0" o:ole="">
+          <v:shape id="_x0000_i1057" type="#_x0000_t75" alt="" style="width:116.25pt;height:42pt;mso-width-percent:0;mso-height-percent:0;mso-width-percent:0;mso-height-percent:0" o:ole="">
             <v:imagedata r:id="rId73" o:title=""/>
           </v:shape>
-          <o:OLEObject Type="Embed" ProgID="Equation.DSMT4" ShapeID="_x0000_i1025" DrawAspect="Content" ObjectID="_1809721098" r:id="rId74"/>
+          <o:OLEObject Type="Embed" ProgID="Equation.DSMT4" ShapeID="_x0000_i1057" DrawAspect="Content" ObjectID="_1830080915" r:id="rId74"/>
         </w:object>
       </w:r>
       <w:r>
@@ -7775,7 +8324,21 @@
         <w:rPr>
           <w:lang w:val="uk-UA"/>
         </w:rPr>
-        <w:t>У чому полягає ефект Комптона, що він підтверджує?</w:t>
+        <w:t xml:space="preserve">У чому полягає ефект </w:t>
+      </w:r>
+      <w:proofErr w:type="spellStart"/>
+      <w:r>
+        <w:rPr>
+          <w:lang w:val="uk-UA"/>
+        </w:rPr>
+        <w:t>Комптона</w:t>
+      </w:r>
+      <w:proofErr w:type="spellEnd"/>
+      <w:r>
+        <w:rPr>
+          <w:lang w:val="uk-UA"/>
+        </w:rPr>
+        <w:t>, що він підтверджує?</w:t>
       </w:r>
     </w:p>
     <w:p>
@@ -7797,7 +8360,21 @@
         <w:rPr>
           <w:lang w:val="uk-UA"/>
         </w:rPr>
-        <w:t>На підставі яких законів виводиться формула ефекту Комптона? Виведіть її.</w:t>
+        <w:t xml:space="preserve">На підставі яких законів виводиться формула ефекту </w:t>
+      </w:r>
+      <w:proofErr w:type="spellStart"/>
+      <w:r>
+        <w:rPr>
+          <w:lang w:val="uk-UA"/>
+        </w:rPr>
+        <w:t>Комптона</w:t>
+      </w:r>
+      <w:proofErr w:type="spellEnd"/>
+      <w:r>
+        <w:rPr>
+          <w:lang w:val="uk-UA"/>
+        </w:rPr>
+        <w:t>? Виведіть її.</w:t>
       </w:r>
     </w:p>
     <w:p>
@@ -7881,11 +8458,47 @@
           <w:lang w:val="uk-UA"/>
         </w:rPr>
       </w:pPr>
-      <w:r>
-        <w:rPr>
-          <w:lang w:val="uk-UA"/>
-        </w:rPr>
-        <w:t xml:space="preserve">Трофимова Т.И. Курс физики, М.: Высшая школа,1990.-422с. </w:t>
+      <w:proofErr w:type="spellStart"/>
+      <w:r>
+        <w:rPr>
+          <w:lang w:val="uk-UA"/>
+        </w:rPr>
+        <w:t>Трофимова</w:t>
+      </w:r>
+      <w:proofErr w:type="spellEnd"/>
+      <w:r>
+        <w:rPr>
+          <w:lang w:val="uk-UA"/>
+        </w:rPr>
+        <w:t xml:space="preserve"> Т.И. Курс </w:t>
+      </w:r>
+      <w:proofErr w:type="spellStart"/>
+      <w:r>
+        <w:rPr>
+          <w:lang w:val="uk-UA"/>
+        </w:rPr>
+        <w:t>физики</w:t>
+      </w:r>
+      <w:proofErr w:type="spellEnd"/>
+      <w:r>
+        <w:rPr>
+          <w:lang w:val="uk-UA"/>
+        </w:rPr>
+        <w:t xml:space="preserve">, М.: </w:t>
+      </w:r>
+      <w:proofErr w:type="spellStart"/>
+      <w:r>
+        <w:rPr>
+          <w:lang w:val="uk-UA"/>
+        </w:rPr>
+        <w:t>Высшая</w:t>
+      </w:r>
+      <w:proofErr w:type="spellEnd"/>
+      <w:r>
+        <w:rPr>
+          <w:lang w:val="uk-UA"/>
+        </w:rPr>
+        <w:t xml:space="preserve"> школа,1990.-422с. </w:t>
       </w:r>
     </w:p>
     <w:p>
@@ -7902,11 +8515,75 @@
           <w:lang w:val="uk-UA"/>
         </w:rPr>
       </w:pPr>
-      <w:r>
-        <w:rPr>
-          <w:lang w:val="uk-UA"/>
-        </w:rPr>
-        <w:t xml:space="preserve">Савельев И.В. Курс физики, т. 3. -М.: Гл. ред. Физ.-мат. лит., 1989. </w:t>
+      <w:proofErr w:type="spellStart"/>
+      <w:r>
+        <w:rPr>
+          <w:lang w:val="uk-UA"/>
+        </w:rPr>
+        <w:t>Савельев</w:t>
+      </w:r>
+      <w:proofErr w:type="spellEnd"/>
+      <w:r>
+        <w:rPr>
+          <w:lang w:val="uk-UA"/>
+        </w:rPr>
+        <w:t xml:space="preserve"> И.В. Курс </w:t>
+      </w:r>
+      <w:proofErr w:type="spellStart"/>
+      <w:r>
+        <w:rPr>
+          <w:lang w:val="uk-UA"/>
+        </w:rPr>
+        <w:t>физики</w:t>
+      </w:r>
+      <w:proofErr w:type="spellEnd"/>
+      <w:r>
+        <w:rPr>
+          <w:lang w:val="uk-UA"/>
+        </w:rPr>
+        <w:t xml:space="preserve">, т. 3. -М.: </w:t>
+      </w:r>
+      <w:proofErr w:type="spellStart"/>
+      <w:r>
+        <w:rPr>
+          <w:lang w:val="uk-UA"/>
+        </w:rPr>
+        <w:t>Гл</w:t>
+      </w:r>
+      <w:proofErr w:type="spellEnd"/>
+      <w:r>
+        <w:rPr>
+          <w:lang w:val="uk-UA"/>
+        </w:rPr>
+        <w:t xml:space="preserve">. ред. </w:t>
+      </w:r>
+      <w:proofErr w:type="spellStart"/>
+      <w:r>
+        <w:rPr>
+          <w:lang w:val="uk-UA"/>
+        </w:rPr>
+        <w:t>Физ</w:t>
+      </w:r>
+      <w:proofErr w:type="spellEnd"/>
+      <w:r>
+        <w:rPr>
+          <w:lang w:val="uk-UA"/>
+        </w:rPr>
+        <w:t xml:space="preserve">.-мат. </w:t>
+      </w:r>
+      <w:proofErr w:type="spellStart"/>
+      <w:r>
+        <w:rPr>
+          <w:lang w:val="uk-UA"/>
+        </w:rPr>
+        <w:t>лит</w:t>
+      </w:r>
+      <w:proofErr w:type="spellEnd"/>
+      <w:r>
+        <w:rPr>
+          <w:lang w:val="uk-UA"/>
+        </w:rPr>
+        <w:t xml:space="preserve">., 1989. </w:t>
       </w:r>
     </w:p>
     <w:p>
@@ -7923,23 +8600,61 @@
           <w:lang w:val="uk-UA"/>
         </w:rPr>
       </w:pPr>
-      <w:r>
-        <w:rPr>
-          <w:lang w:val="uk-UA"/>
-        </w:rPr>
-        <w:t>Детлаф А.А., Яворский Б.М. Курс физики, т. 3. М.: Высшая шк</w:t>
-      </w:r>
-      <w:r>
-        <w:rPr>
-          <w:lang w:val="uk-UA"/>
-        </w:rPr>
-        <w:t>о</w:t>
-      </w:r>
-      <w:r>
-        <w:rPr>
-          <w:lang w:val="uk-UA"/>
-        </w:rPr>
-        <w:t>ла, 1989.</w:t>
+      <w:proofErr w:type="spellStart"/>
+      <w:r>
+        <w:rPr>
+          <w:lang w:val="uk-UA"/>
+        </w:rPr>
+        <w:t>Детлаф</w:t>
+      </w:r>
+      <w:proofErr w:type="spellEnd"/>
+      <w:r>
+        <w:rPr>
+          <w:lang w:val="uk-UA"/>
+        </w:rPr>
+        <w:t xml:space="preserve"> А.А., </w:t>
+      </w:r>
+      <w:proofErr w:type="spellStart"/>
+      <w:r>
+        <w:rPr>
+          <w:lang w:val="uk-UA"/>
+        </w:rPr>
+        <w:t>Яворский</w:t>
+      </w:r>
+      <w:proofErr w:type="spellEnd"/>
+      <w:r>
+        <w:rPr>
+          <w:lang w:val="uk-UA"/>
+        </w:rPr>
+        <w:t xml:space="preserve"> Б.М. Курс </w:t>
+      </w:r>
+      <w:proofErr w:type="spellStart"/>
+      <w:r>
+        <w:rPr>
+          <w:lang w:val="uk-UA"/>
+        </w:rPr>
+        <w:t>физики</w:t>
+      </w:r>
+      <w:proofErr w:type="spellEnd"/>
+      <w:r>
+        <w:rPr>
+          <w:lang w:val="uk-UA"/>
+        </w:rPr>
+        <w:t xml:space="preserve">, т. 3. М.: </w:t>
+      </w:r>
+      <w:proofErr w:type="spellStart"/>
+      <w:r>
+        <w:rPr>
+          <w:lang w:val="uk-UA"/>
+        </w:rPr>
+        <w:t>Высшая</w:t>
+      </w:r>
+      <w:proofErr w:type="spellEnd"/>
+      <w:r>
+        <w:rPr>
+          <w:lang w:val="uk-UA"/>
+        </w:rPr>
+        <w:t xml:space="preserve"> школа, 1989.</w:t>
       </w:r>
     </w:p>
     <w:p>
@@ -7956,11 +8671,26 @@
           <w:lang w:val="uk-UA"/>
         </w:rPr>
       </w:pPr>
-      <w:r>
-        <w:rPr>
-          <w:lang w:val="uk-UA"/>
-        </w:rPr>
-        <w:t>Геворкян Р.Г.  Курс физ</w:t>
+      <w:proofErr w:type="spellStart"/>
+      <w:r>
+        <w:rPr>
+          <w:lang w:val="uk-UA"/>
+        </w:rPr>
+        <w:t>Геворкян</w:t>
+      </w:r>
+      <w:proofErr w:type="spellEnd"/>
+      <w:r>
+        <w:rPr>
+          <w:lang w:val="uk-UA"/>
+        </w:rPr>
+        <w:t xml:space="preserve"> Р.Г.  Курс </w:t>
+      </w:r>
+      <w:proofErr w:type="spellStart"/>
+      <w:r>
+        <w:rPr>
+          <w:lang w:val="uk-UA"/>
+        </w:rPr>
+        <w:t>физ</w:t>
       </w:r>
       <w:r>
         <w:rPr>
@@ -7972,7 +8702,42 @@
         <w:rPr>
           <w:lang w:val="uk-UA"/>
         </w:rPr>
-        <w:t>ки: Учеб.пособие.-М.:Высш.</w:t>
+        <w:t>ки</w:t>
+      </w:r>
+      <w:proofErr w:type="spellEnd"/>
+      <w:r>
+        <w:rPr>
+          <w:lang w:val="uk-UA"/>
+        </w:rPr>
+        <w:t>: Учеб.</w:t>
+      </w:r>
+      <w:proofErr w:type="spellStart"/>
+      <w:r>
+        <w:rPr>
+          <w:lang w:val="uk-UA"/>
+        </w:rPr>
+        <w:t>пособие</w:t>
+      </w:r>
+      <w:proofErr w:type="spellEnd"/>
+      <w:r>
+        <w:rPr>
+          <w:lang w:val="uk-UA"/>
+        </w:rPr>
+        <w:t>.-М.:</w:t>
+      </w:r>
+      <w:proofErr w:type="spellStart"/>
+      <w:r>
+        <w:rPr>
+          <w:lang w:val="uk-UA"/>
+        </w:rPr>
+        <w:t>Высш</w:t>
+      </w:r>
+      <w:proofErr w:type="spellEnd"/>
+      <w:r>
+        <w:rPr>
+          <w:lang w:val="uk-UA"/>
+        </w:rPr>
+        <w:t>.</w:t>
       </w:r>
       <w:r>
         <w:rPr>
@@ -8032,34 +8797,34 @@
 <w:ftr xmlns:wpc="http://schemas.microsoft.com/office/word/2010/wordprocessingCanvas" xmlns:cx="http://schemas.microsoft.com/office/drawing/2014/chartex" xmlns:cx1="http://schemas.microsoft.com/office/drawing/2015/9/8/chartex" xmlns:cx2="http://schemas.microsoft.com/office/drawing/2015/10/21/chartex" xmlns:cx3="http://schemas.microsoft.com/office/drawing/2016/5/9/chartex" xmlns:cx4="http://schemas.microsoft.com/office/drawing/2016/5/10/chartex" xmlns:cx5="http://schemas.microsoft.com/office/drawing/2016/5/11/chartex" xmlns:cx6="http://schemas.microsoft.com/office/drawing/2016/5/12/chartex" xmlns:cx7="http://schemas.microsoft.com/office/drawing/2016/5/13/chartex" xmlns:cx8="http://schemas.microsoft.com/office/drawing/2016/5/14/chartex" xmlns:mc="http://schemas.openxmlformats.org/markup-compatibility/2006" xmlns:aink="http://schemas.microsoft.com/office/drawing/2016/ink" xmlns:am3d="http://schemas.microsoft.com/office/drawing/2017/model3d" xmlns:o="urn:schemas-microsoft-com:office:office" xmlns:oel="http://schemas.microsoft.com/office/2019/extlst" xmlns:r="http://schemas.openxmlformats.org/officeDocument/2006/relationships" xmlns:m="http://schemas.openxmlformats.org/officeDocument/2006/math" xmlns:v="urn:schemas-microsoft-com:vml" xmlns:wp14="http://schemas.microsoft.com/office/word/2010/wordprocessingDrawing" xmlns:wp="http://schemas.openxmlformats.org/drawingml/2006/wordprocessingDrawing" xmlns:w10="urn:schemas-microsoft-com:office:word" xmlns:w="http://schemas.openxmlformats.org/wordprocessingml/2006/main" xmlns:w14="http://schemas.microsoft.com/office/word/2010/wordml" xmlns:w15="http://schemas.microsoft.com/office/word/2012/wordml" xmlns:w16cex="http://schemas.microsoft.com/office/word/2018/wordml/cex" xmlns:w16cid="http://schemas.microsoft.com/office/word/2016/wordml/cid" xmlns:w16="http://schemas.microsoft.com/office/word/2018/wordml" xmlns:w16du="http://schemas.microsoft.com/office/word/2023/wordml/word16du" xmlns:w16sdtdh="http://schemas.microsoft.com/office/word/2020/wordml/sdtdatahash" xmlns:w16sdtfl="http://schemas.microsoft.com/office/word/2024/wordml/sdtformatlock" xmlns:w16se="http://schemas.microsoft.com/office/word/2015/wordml/symex" xmlns:wpg="http://schemas.microsoft.com/office/word/2010/wordprocessingGroup" xmlns:wpi="http://schemas.microsoft.com/office/word/2010/wordprocessingInk" xmlns:wne="http://schemas.microsoft.com/office/word/2006/wordml" xmlns:wps="http://schemas.microsoft.com/office/word/2010/wordprocessingShape" mc:Ignorable="w14 w15 w16se w16cid w16 w16cex w16sdtdh w16sdtfl w16du wp14">
   <w:p>
     <w:pPr>
-      <w:pStyle w:val="Footer"/>
+      <w:pStyle w:val="aa"/>
       <w:framePr w:wrap="around" w:vAnchor="text" w:hAnchor="margin" w:xAlign="center" w:y="1"/>
       <w:rPr>
-        <w:rStyle w:val="PageNumber"/>
+        <w:rStyle w:val="ab"/>
       </w:rPr>
     </w:pPr>
     <w:r>
       <w:rPr>
-        <w:rStyle w:val="PageNumber"/>
+        <w:rStyle w:val="ab"/>
       </w:rPr>
       <w:fldChar w:fldCharType="begin"/>
     </w:r>
     <w:r>
       <w:rPr>
-        <w:rStyle w:val="PageNumber"/>
+        <w:rStyle w:val="ab"/>
       </w:rPr>
       <w:instrText xml:space="preserve">PAGE  </w:instrText>
     </w:r>
     <w:r>
       <w:rPr>
-        <w:rStyle w:val="PageNumber"/>
+        <w:rStyle w:val="ab"/>
       </w:rPr>
       <w:fldChar w:fldCharType="end"/>
     </w:r>
   </w:p>
   <w:p>
     <w:pPr>
-      <w:pStyle w:val="Footer"/>
+      <w:pStyle w:val="aa"/>
     </w:pPr>
   </w:p>
 </w:ftr>
@@ -8069,47 +8834,47 @@
 <w:ftr xmlns:wpc="http://schemas.microsoft.com/office/word/2010/wordprocessingCanvas" xmlns:cx="http://schemas.microsoft.com/office/drawing/2014/chartex" xmlns:cx1="http://schemas.microsoft.com/office/drawing/2015/9/8/chartex" xmlns:cx2="http://schemas.microsoft.com/office/drawing/2015/10/21/chartex" xmlns:cx3="http://schemas.microsoft.com/office/drawing/2016/5/9/chartex" xmlns:cx4="http://schemas.microsoft.com/office/drawing/2016/5/10/chartex" xmlns:cx5="http://schemas.microsoft.com/office/drawing/2016/5/11/chartex" xmlns:cx6="http://schemas.microsoft.com/office/drawing/2016/5/12/chartex" xmlns:cx7="http://schemas.microsoft.com/office/drawing/2016/5/13/chartex" xmlns:cx8="http://schemas.microsoft.com/office/drawing/2016/5/14/chartex" xmlns:mc="http://schemas.openxmlformats.org/markup-compatibility/2006" xmlns:aink="http://schemas.microsoft.com/office/drawing/2016/ink" xmlns:am3d="http://schemas.microsoft.com/office/drawing/2017/model3d" xmlns:o="urn:schemas-microsoft-com:office:office" xmlns:oel="http://schemas.microsoft.com/office/2019/extlst" xmlns:r="http://schemas.openxmlformats.org/officeDocument/2006/relationships" xmlns:m="http://schemas.openxmlformats.org/officeDocument/2006/math" xmlns:v="urn:schemas-microsoft-com:vml" xmlns:wp14="http://schemas.microsoft.com/office/word/2010/wordprocessingDrawing" xmlns:wp="http://schemas.openxmlformats.org/drawingml/2006/wordprocessingDrawing" xmlns:w10="urn:schemas-microsoft-com:office:word" xmlns:w="http://schemas.openxmlformats.org/wordprocessingml/2006/main" xmlns:w14="http://schemas.microsoft.com/office/word/2010/wordml" xmlns:w15="http://schemas.microsoft.com/office/word/2012/wordml" xmlns:w16cex="http://schemas.microsoft.com/office/word/2018/wordml/cex" xmlns:w16cid="http://schemas.microsoft.com/office/word/2016/wordml/cid" xmlns:w16="http://schemas.microsoft.com/office/word/2018/wordml" xmlns:w16du="http://schemas.microsoft.com/office/word/2023/wordml/word16du" xmlns:w16sdtdh="http://schemas.microsoft.com/office/word/2020/wordml/sdtdatahash" xmlns:w16sdtfl="http://schemas.microsoft.com/office/word/2024/wordml/sdtformatlock" xmlns:w16se="http://schemas.microsoft.com/office/word/2015/wordml/symex" xmlns:wpg="http://schemas.microsoft.com/office/word/2010/wordprocessingGroup" xmlns:wpi="http://schemas.microsoft.com/office/word/2010/wordprocessingInk" xmlns:wne="http://schemas.microsoft.com/office/word/2006/wordml" xmlns:wps="http://schemas.microsoft.com/office/word/2010/wordprocessingShape" mc:Ignorable="w14 w15 w16se w16cid w16 w16cex w16sdtdh w16sdtfl w16du wp14">
   <w:p>
     <w:pPr>
-      <w:pStyle w:val="Footer"/>
+      <w:pStyle w:val="aa"/>
       <w:framePr w:wrap="around" w:vAnchor="text" w:hAnchor="margin" w:xAlign="center" w:y="1"/>
       <w:rPr>
-        <w:rStyle w:val="PageNumber"/>
+        <w:rStyle w:val="ab"/>
       </w:rPr>
     </w:pPr>
     <w:r>
       <w:rPr>
-        <w:rStyle w:val="PageNumber"/>
+        <w:rStyle w:val="ab"/>
       </w:rPr>
       <w:fldChar w:fldCharType="begin"/>
     </w:r>
     <w:r>
       <w:rPr>
-        <w:rStyle w:val="PageNumber"/>
+        <w:rStyle w:val="ab"/>
       </w:rPr>
       <w:instrText xml:space="preserve">PAGE  </w:instrText>
     </w:r>
     <w:r>
       <w:rPr>
-        <w:rStyle w:val="PageNumber"/>
+        <w:rStyle w:val="ab"/>
       </w:rPr>
       <w:fldChar w:fldCharType="separate"/>
     </w:r>
     <w:r>
       <w:rPr>
-        <w:rStyle w:val="PageNumber"/>
+        <w:rStyle w:val="ab"/>
         <w:noProof/>
       </w:rPr>
       <w:t>8</w:t>
     </w:r>
     <w:r>
       <w:rPr>
-        <w:rStyle w:val="PageNumber"/>
+        <w:rStyle w:val="ab"/>
       </w:rPr>
       <w:fldChar w:fldCharType="end"/>
     </w:r>
   </w:p>
   <w:p>
     <w:pPr>
-      <w:pStyle w:val="Footer"/>
+      <w:pStyle w:val="aa"/>
     </w:pPr>
   </w:p>
 </w:ftr>
@@ -8134,14 +8899,14 @@
   <w:footnote w:id="1">
     <w:p>
       <w:pPr>
-        <w:pStyle w:val="FootnoteText"/>
-        <w:rPr>
-          <w:lang w:val="uk-UA"/>
-        </w:rPr>
-      </w:pPr>
-      <w:r>
-        <w:rPr>
-          <w:rStyle w:val="FootnoteReference"/>
+        <w:pStyle w:val="a6"/>
+        <w:rPr>
+          <w:lang w:val="uk-UA"/>
+        </w:rPr>
+      </w:pPr>
+      <w:r>
+        <w:rPr>
+          <w:rStyle w:val="a7"/>
           <w:lang w:val="uk-UA"/>
         </w:rPr>
         <w:footnoteRef/>
@@ -8955,7 +9720,6 @@
     <w:lvl w:ilvl="1" w:tentative="1">
       <w:start w:val="1"/>
       <w:numFmt w:val="lowerLetter"/>
-      <w:pStyle w:val="Normal"/>
       <w:lvlText w:val="%2."/>
       <w:lvlJc w:val="left"/>
       <w:pPr>
@@ -8968,7 +9732,6 @@
     <w:lvl w:ilvl="2" w:tentative="1">
       <w:start w:val="1"/>
       <w:numFmt w:val="lowerRoman"/>
-      <w:pStyle w:val="Normal"/>
       <w:lvlText w:val="%3."/>
       <w:lvlJc w:val="right"/>
       <w:pPr>
@@ -8981,7 +9744,6 @@
     <w:lvl w:ilvl="3" w:tentative="1">
       <w:start w:val="1"/>
       <w:numFmt w:val="decimal"/>
-      <w:pStyle w:val="Normal"/>
       <w:lvlText w:val="%4."/>
       <w:lvlJc w:val="left"/>
       <w:pPr>
@@ -8994,7 +9756,6 @@
     <w:lvl w:ilvl="4" w:tentative="1">
       <w:start w:val="1"/>
       <w:numFmt w:val="lowerLetter"/>
-      <w:pStyle w:val="Normal"/>
       <w:lvlText w:val="%5."/>
       <w:lvlJc w:val="left"/>
       <w:pPr>
@@ -9007,7 +9768,6 @@
     <w:lvl w:ilvl="5" w:tentative="1">
       <w:start w:val="1"/>
       <w:numFmt w:val="lowerRoman"/>
-      <w:pStyle w:val="Normal"/>
       <w:lvlText w:val="%6."/>
       <w:lvlJc w:val="right"/>
       <w:pPr>
@@ -9020,7 +9780,6 @@
     <w:lvl w:ilvl="6" w:tentative="1">
       <w:start w:val="1"/>
       <w:numFmt w:val="decimal"/>
-      <w:pStyle w:val="Normal"/>
       <w:lvlText w:val="%7."/>
       <w:lvlJc w:val="left"/>
       <w:pPr>
@@ -9033,7 +9792,6 @@
     <w:lvl w:ilvl="7" w:tentative="1">
       <w:start w:val="1"/>
       <w:numFmt w:val="lowerLetter"/>
-      <w:pStyle w:val="Normal"/>
       <w:lvlText w:val="%8."/>
       <w:lvlJc w:val="left"/>
       <w:pPr>
@@ -9046,7 +9804,6 @@
     <w:lvl w:ilvl="8" w:tentative="1">
       <w:start w:val="1"/>
       <w:numFmt w:val="lowerRoman"/>
-      <w:pStyle w:val="Normal"/>
       <w:lvlText w:val="%9."/>
       <w:lvlJc w:val="right"/>
       <w:pPr>
@@ -9468,7 +10225,7 @@
     <w:rPrDefault>
       <w:rPr>
         <w:rFonts w:ascii="Times New Roman" w:eastAsia="Times New Roman" w:hAnsi="Times New Roman" w:cs="Times New Roman"/>
-        <w:lang w:val="en-EE" w:eastAsia="en-GB" w:bidi="ar-SA"/>
+        <w:lang w:eastAsia="en-GB" w:bidi="ar-SA"/>
       </w:rPr>
     </w:rPrDefault>
     <w:pPrDefault/>
@@ -9489,6 +10246,50 @@
     <w:lsdException w:name="Subtitle" w:qFormat="1"/>
     <w:lsdException w:name="Strong" w:qFormat="1"/>
     <w:lsdException w:name="Emphasis" w:qFormat="1"/>
+    <w:lsdException w:name="Normal Table" w:semiHidden="1" w:unhideWhenUsed="1"/>
+    <w:lsdException w:name="Table Simple 1" w:semiHidden="1" w:unhideWhenUsed="1"/>
+    <w:lsdException w:name="Table Simple 2" w:semiHidden="1" w:unhideWhenUsed="1"/>
+    <w:lsdException w:name="Table Simple 3" w:semiHidden="1" w:unhideWhenUsed="1"/>
+    <w:lsdException w:name="Table Classic 1" w:semiHidden="1" w:unhideWhenUsed="1"/>
+    <w:lsdException w:name="Table Classic 2" w:semiHidden="1" w:unhideWhenUsed="1"/>
+    <w:lsdException w:name="Table Classic 3" w:semiHidden="1" w:unhideWhenUsed="1"/>
+    <w:lsdException w:name="Table Classic 4" w:semiHidden="1" w:unhideWhenUsed="1"/>
+    <w:lsdException w:name="Table Colorful 1" w:semiHidden="1" w:unhideWhenUsed="1"/>
+    <w:lsdException w:name="Table Colorful 2" w:semiHidden="1" w:unhideWhenUsed="1"/>
+    <w:lsdException w:name="Table Colorful 3" w:semiHidden="1" w:unhideWhenUsed="1"/>
+    <w:lsdException w:name="Table Columns 1" w:semiHidden="1" w:unhideWhenUsed="1"/>
+    <w:lsdException w:name="Table Columns 2" w:semiHidden="1" w:unhideWhenUsed="1"/>
+    <w:lsdException w:name="Table Columns 3" w:semiHidden="1" w:unhideWhenUsed="1"/>
+    <w:lsdException w:name="Table Columns 4" w:semiHidden="1" w:unhideWhenUsed="1"/>
+    <w:lsdException w:name="Table Columns 5" w:semiHidden="1" w:unhideWhenUsed="1"/>
+    <w:lsdException w:name="Table Grid 1" w:semiHidden="1" w:unhideWhenUsed="1"/>
+    <w:lsdException w:name="Table Grid 2" w:semiHidden="1" w:unhideWhenUsed="1"/>
+    <w:lsdException w:name="Table Grid 3" w:semiHidden="1" w:unhideWhenUsed="1"/>
+    <w:lsdException w:name="Table Grid 4" w:semiHidden="1" w:unhideWhenUsed="1"/>
+    <w:lsdException w:name="Table Grid 5" w:semiHidden="1" w:unhideWhenUsed="1"/>
+    <w:lsdException w:name="Table Grid 6" w:semiHidden="1" w:unhideWhenUsed="1"/>
+    <w:lsdException w:name="Table Grid 7" w:semiHidden="1" w:unhideWhenUsed="1"/>
+    <w:lsdException w:name="Table Grid 8" w:semiHidden="1" w:unhideWhenUsed="1"/>
+    <w:lsdException w:name="Table List 1" w:semiHidden="1" w:unhideWhenUsed="1"/>
+    <w:lsdException w:name="Table List 2" w:semiHidden="1" w:unhideWhenUsed="1"/>
+    <w:lsdException w:name="Table List 3" w:semiHidden="1" w:unhideWhenUsed="1"/>
+    <w:lsdException w:name="Table List 4" w:semiHidden="1" w:unhideWhenUsed="1"/>
+    <w:lsdException w:name="Table List 5" w:semiHidden="1" w:unhideWhenUsed="1"/>
+    <w:lsdException w:name="Table List 6" w:semiHidden="1" w:unhideWhenUsed="1"/>
+    <w:lsdException w:name="Table List 7" w:semiHidden="1" w:unhideWhenUsed="1"/>
+    <w:lsdException w:name="Table List 8" w:semiHidden="1" w:unhideWhenUsed="1"/>
+    <w:lsdException w:name="Table 3D effects 1" w:semiHidden="1" w:unhideWhenUsed="1"/>
+    <w:lsdException w:name="Table 3D effects 2" w:semiHidden="1" w:unhideWhenUsed="1"/>
+    <w:lsdException w:name="Table 3D effects 3" w:semiHidden="1" w:unhideWhenUsed="1"/>
+    <w:lsdException w:name="Table Contemporary" w:semiHidden="1" w:unhideWhenUsed="1"/>
+    <w:lsdException w:name="Table Elegant" w:semiHidden="1" w:unhideWhenUsed="1"/>
+    <w:lsdException w:name="Table Professional" w:semiHidden="1" w:unhideWhenUsed="1"/>
+    <w:lsdException w:name="Table Subtle 1" w:semiHidden="1" w:unhideWhenUsed="1"/>
+    <w:lsdException w:name="Table Subtle 2" w:semiHidden="1" w:unhideWhenUsed="1"/>
+    <w:lsdException w:name="Table Web 1" w:semiHidden="1" w:unhideWhenUsed="1"/>
+    <w:lsdException w:name="Table Web 2" w:semiHidden="1" w:unhideWhenUsed="1"/>
+    <w:lsdException w:name="Table Web 3" w:semiHidden="1" w:unhideWhenUsed="1"/>
+    <w:lsdException w:name="Table Theme" w:semiHidden="1" w:unhideWhenUsed="1"/>
     <w:lsdException w:name="Placeholder Text" w:semiHidden="1" w:uiPriority="99"/>
     <w:lsdException w:name="No Spacing" w:uiPriority="1" w:qFormat="1"/>
     <w:lsdException w:name="Light Shading" w:uiPriority="60"/>
@@ -9710,7 +10511,7 @@
     <w:lsdException w:name="Unresolved Mention" w:semiHidden="1" w:uiPriority="99" w:unhideWhenUsed="1"/>
     <w:lsdException w:name="Smart Link" w:semiHidden="1" w:uiPriority="99" w:unhideWhenUsed="1"/>
   </w:latentStyles>
-  <w:style w:type="paragraph" w:default="1" w:styleId="Normal">
+  <w:style w:type="paragraph" w:default="1" w:styleId="a">
     <w:name w:val="Normal"/>
     <w:qFormat/>
     <w:rPr>
@@ -9719,10 +10520,10 @@
       <w:lang w:val="ru-RU" w:eastAsia="ru-RU"/>
     </w:rPr>
   </w:style>
-  <w:style w:type="paragraph" w:styleId="Heading1">
+  <w:style w:type="paragraph" w:styleId="1">
     <w:name w:val="heading 1"/>
-    <w:basedOn w:val="Normal"/>
-    <w:next w:val="Normal"/>
+    <w:basedOn w:val="a"/>
+    <w:next w:val="a"/>
     <w:qFormat/>
     <w:rsid w:val="001D2D25"/>
     <w:pPr>
@@ -9736,13 +10537,17 @@
       <w:kern w:val="32"/>
     </w:rPr>
   </w:style>
-  <w:style w:type="character" w:default="1" w:styleId="DefaultParagraphFont">
+  <w:style w:type="character" w:default="1" w:styleId="a0">
     <w:name w:val="Default Paragraph Font"/>
+    <w:uiPriority w:val="1"/>
     <w:semiHidden/>
+    <w:unhideWhenUsed/>
   </w:style>
-  <w:style w:type="table" w:default="1" w:styleId="TableNormal">
+  <w:style w:type="table" w:default="1" w:styleId="a1">
     <w:name w:val="Normal Table"/>
+    <w:uiPriority w:val="99"/>
     <w:semiHidden/>
+    <w:unhideWhenUsed/>
     <w:tblPr>
       <w:tblInd w:w="0" w:type="dxa"/>
       <w:tblCellMar>
@@ -9753,18 +10558,20 @@
       </w:tblCellMar>
     </w:tblPr>
   </w:style>
-  <w:style w:type="numbering" w:default="1" w:styleId="NoList">
+  <w:style w:type="numbering" w:default="1" w:styleId="a2">
     <w:name w:val="No List"/>
+    <w:uiPriority w:val="99"/>
     <w:semiHidden/>
+    <w:unhideWhenUsed/>
   </w:style>
-  <w:style w:type="paragraph" w:styleId="TOC1">
+  <w:style w:type="paragraph" w:styleId="10">
     <w:name w:val="toc 1"/>
-    <w:basedOn w:val="Normal"/>
-    <w:next w:val="Normal"/>
+    <w:basedOn w:val="a"/>
+    <w:next w:val="a"/>
     <w:autoRedefine/>
     <w:rsid w:val="001D2D25"/>
   </w:style>
-  <w:style w:type="character" w:styleId="Hyperlink">
+  <w:style w:type="character" w:styleId="a3">
     <w:name w:val="Hyperlink"/>
     <w:rsid w:val="001D2D25"/>
     <w:rPr>
@@ -9772,9 +10579,9 @@
       <w:u w:val="single"/>
     </w:rPr>
   </w:style>
-  <w:style w:type="paragraph" w:customStyle="1" w:styleId="a">
+  <w:style w:type="paragraph" w:customStyle="1" w:styleId="a4">
     <w:name w:val="таблица по центру"/>
-    <w:basedOn w:val="Normal"/>
+    <w:basedOn w:val="a"/>
     <w:rsid w:val="001D2D25"/>
     <w:pPr>
       <w:widowControl w:val="0"/>
@@ -9791,23 +10598,23 @@
   </w:style>
   <w:style w:type="paragraph" w:customStyle="1" w:styleId="h">
     <w:name w:val="h"/>
-    <w:basedOn w:val="Normal"/>
+    <w:basedOn w:val="a"/>
     <w:rsid w:val="0053648F"/>
     <w:pPr>
       <w:spacing w:before="100" w:beforeAutospacing="1" w:after="100" w:afterAutospacing="1"/>
     </w:pPr>
   </w:style>
-  <w:style w:type="paragraph" w:styleId="NormalWeb">
+  <w:style w:type="paragraph" w:styleId="a5">
     <w:name w:val="Normal (Web)"/>
-    <w:basedOn w:val="Normal"/>
+    <w:basedOn w:val="a"/>
     <w:rsid w:val="0053648F"/>
     <w:pPr>
       <w:spacing w:before="100" w:beforeAutospacing="1" w:after="100" w:afterAutospacing="1"/>
     </w:pPr>
   </w:style>
-  <w:style w:type="paragraph" w:styleId="FootnoteText">
+  <w:style w:type="paragraph" w:styleId="a6">
     <w:name w:val="footnote text"/>
-    <w:basedOn w:val="Normal"/>
+    <w:basedOn w:val="a"/>
     <w:semiHidden/>
     <w:rsid w:val="00373773"/>
     <w:rPr>
@@ -9815,7 +10622,7 @@
       <w:szCs w:val="20"/>
     </w:rPr>
   </w:style>
-  <w:style w:type="character" w:styleId="FootnoteReference">
+  <w:style w:type="character" w:styleId="a7">
     <w:name w:val="footnote reference"/>
     <w:semiHidden/>
     <w:rsid w:val="00373773"/>
@@ -9823,9 +10630,9 @@
       <w:vertAlign w:val="superscript"/>
     </w:rPr>
   </w:style>
-  <w:style w:type="paragraph" w:styleId="BodyText">
+  <w:style w:type="paragraph" w:styleId="a8">
     <w:name w:val="Body Text"/>
-    <w:basedOn w:val="Normal"/>
+    <w:basedOn w:val="a"/>
     <w:rsid w:val="007448B0"/>
     <w:pPr>
       <w:jc w:val="both"/>
@@ -9834,9 +10641,9 @@
       <w:szCs w:val="20"/>
     </w:rPr>
   </w:style>
-  <w:style w:type="table" w:styleId="TableGrid">
+  <w:style w:type="table" w:styleId="a9">
     <w:name w:val="Table Grid"/>
-    <w:basedOn w:val="TableNormal"/>
+    <w:basedOn w:val="a1"/>
     <w:rsid w:val="003F1197"/>
     <w:tblPr>
       <w:tblBorders>
@@ -9849,9 +10656,9 @@
       </w:tblBorders>
     </w:tblPr>
   </w:style>
-  <w:style w:type="paragraph" w:styleId="Footer">
+  <w:style w:type="paragraph" w:styleId="aa">
     <w:name w:val="footer"/>
-    <w:basedOn w:val="Normal"/>
+    <w:basedOn w:val="a"/>
     <w:rsid w:val="00AC53C6"/>
     <w:pPr>
       <w:tabs>
@@ -9860,9 +10667,9 @@
       </w:tabs>
     </w:pPr>
   </w:style>
-  <w:style w:type="character" w:styleId="PageNumber">
+  <w:style w:type="character" w:styleId="ab">
     <w:name w:val="page number"/>
-    <w:basedOn w:val="DefaultParagraphFont"/>
+    <w:basedOn w:val="a0"/>
     <w:rsid w:val="00AC53C6"/>
   </w:style>
 </w:styles>
